--- a/10-设计文档/接口设计说明书(IDD).docx
+++ b/10-设计文档/接口设计说明书(IDD).docx
@@ -97,7 +97,7 @@
           </w:tcPr>
           <w:p>
             <w:r>
-              <w:t>V1.0</w:t>
+              <w:t>V1.1</w:t>
             </w:r>
           </w:p>
         </w:tc>
@@ -121,7 +121,7 @@
           </w:tcPr>
           <w:p>
             <w:r>
-              <w:t>初稿</w:t>
+              <w:t>SRS对齐稿</w:t>
             </w:r>
           </w:p>
         </w:tc>
@@ -145,7 +145,7 @@
           </w:tcPr>
           <w:p>
             <w:r>
-              <w:t>2026-05-24</w:t>
+              <w:t>2026-06-02</w:t>
             </w:r>
           </w:p>
         </w:tc>
@@ -217,7 +217,7 @@
           </w:tcPr>
           <w:p>
             <w:r>
-              <w:t>原始交付文件 接口设计说明书(IDD).docx 对应 V1.0；独立版本文件用于版本审计。</w:t>
+              <w:t>原始交付文件 接口设计说明书(IDD).docx 对应 V1.1；独立版本文件用于版本审计。</w:t>
             </w:r>
           </w:p>
         </w:tc>
@@ -349,6 +349,52 @@
           <w:p>
             <w:r>
               <w:t>建立初始架构、数据、接口和模块边界</w:t>
+            </w:r>
+          </w:p>
+        </w:tc>
+      </w:tr>
+      <w:tr>
+        <w:tc>
+          <w:tcPr>
+            <w:tcW w:type="dxa" w:w="2520"/>
+            <w:vAlign w:val="center"/>
+          </w:tcPr>
+          <w:p>
+            <w:r>
+              <w:t>V1.1</w:t>
+            </w:r>
+          </w:p>
+        </w:tc>
+        <w:tc>
+          <w:tcPr>
+            <w:tcW w:type="dxa" w:w="2520"/>
+            <w:vAlign w:val="center"/>
+          </w:tcPr>
+          <w:p>
+            <w:r>
+              <w:t>2026-06-02</w:t>
+            </w:r>
+          </w:p>
+        </w:tc>
+        <w:tc>
+          <w:tcPr>
+            <w:tcW w:type="dxa" w:w="2520"/>
+            <w:vAlign w:val="center"/>
+          </w:tcPr>
+          <w:p>
+            <w:r>
+              <w:t>SRS对齐稿</w:t>
+            </w:r>
+          </w:p>
+        </w:tc>
+        <w:tc>
+          <w:tcPr>
+            <w:tcW w:type="dxa" w:w="2520"/>
+            <w:vAlign w:val="center"/>
+          </w:tcPr>
+          <w:p>
+            <w:r>
+              <w:t>按SRS补齐角色、场景、非功能需求和外部系统边界</w:t>
             </w:r>
           </w:p>
         </w:tc>
@@ -1535,6 +1581,501 @@
           </w:p>
         </w:tc>
       </w:tr>
+      <w:tr>
+        <w:tc>
+          <w:tcPr>
+            <w:tcW w:type="dxa" w:w="2520"/>
+            <w:vAlign w:val="center"/>
+          </w:tcPr>
+          <w:p>
+            <w:r>
+              <w:t>GET</w:t>
+            </w:r>
+          </w:p>
+        </w:tc>
+        <w:tc>
+          <w:tcPr>
+            <w:tcW w:type="dxa" w:w="2520"/>
+            <w:vAlign w:val="center"/>
+          </w:tcPr>
+          <w:p>
+            <w:r>
+              <w:t>/edu/courses</w:t>
+            </w:r>
+          </w:p>
+        </w:tc>
+        <w:tc>
+          <w:tcPr>
+            <w:tcW w:type="dxa" w:w="2520"/>
+            <w:vAlign w:val="center"/>
+          </w:tcPr>
+          <w:p>
+            <w:r>
+              <w:t>代理查询课程</w:t>
+            </w:r>
+          </w:p>
+        </w:tc>
+        <w:tc>
+          <w:tcPr>
+            <w:tcW w:type="dxa" w:w="2520"/>
+            <w:vAlign w:val="center"/>
+          </w:tcPr>
+          <w:p>
+            <w:r>
+              <w:t>external_query_logs, Redis schedule缓存</w:t>
+            </w:r>
+          </w:p>
+        </w:tc>
+      </w:tr>
+      <w:tr>
+        <w:tc>
+          <w:tcPr>
+            <w:tcW w:type="dxa" w:w="2520"/>
+            <w:vAlign w:val="center"/>
+          </w:tcPr>
+          <w:p>
+            <w:r>
+              <w:t>GET</w:t>
+            </w:r>
+          </w:p>
+        </w:tc>
+        <w:tc>
+          <w:tcPr>
+            <w:tcW w:type="dxa" w:w="2520"/>
+            <w:vAlign w:val="center"/>
+          </w:tcPr>
+          <w:p>
+            <w:r>
+              <w:t>/edu/exams</w:t>
+            </w:r>
+          </w:p>
+        </w:tc>
+        <w:tc>
+          <w:tcPr>
+            <w:tcW w:type="dxa" w:w="2520"/>
+            <w:vAlign w:val="center"/>
+          </w:tcPr>
+          <w:p>
+            <w:r>
+              <w:t>代理查询考试</w:t>
+            </w:r>
+          </w:p>
+        </w:tc>
+        <w:tc>
+          <w:tcPr>
+            <w:tcW w:type="dxa" w:w="2520"/>
+            <w:vAlign w:val="center"/>
+          </w:tcPr>
+          <w:p>
+            <w:r>
+              <w:t>external_query_logs, Redis exam缓存</w:t>
+            </w:r>
+          </w:p>
+        </w:tc>
+      </w:tr>
+      <w:tr>
+        <w:tc>
+          <w:tcPr>
+            <w:tcW w:type="dxa" w:w="2520"/>
+            <w:vAlign w:val="center"/>
+          </w:tcPr>
+          <w:p>
+            <w:r>
+              <w:t>GET</w:t>
+            </w:r>
+          </w:p>
+        </w:tc>
+        <w:tc>
+          <w:tcPr>
+            <w:tcW w:type="dxa" w:w="2520"/>
+            <w:vAlign w:val="center"/>
+          </w:tcPr>
+          <w:p>
+            <w:r>
+              <w:t>/edu/grades</w:t>
+            </w:r>
+          </w:p>
+        </w:tc>
+        <w:tc>
+          <w:tcPr>
+            <w:tcW w:type="dxa" w:w="2520"/>
+            <w:vAlign w:val="center"/>
+          </w:tcPr>
+          <w:p>
+            <w:r>
+              <w:t>代理查询成绩，默认脱敏</w:t>
+            </w:r>
+          </w:p>
+        </w:tc>
+        <w:tc>
+          <w:tcPr>
+            <w:tcW w:type="dxa" w:w="2520"/>
+            <w:vAlign w:val="center"/>
+          </w:tcPr>
+          <w:p>
+            <w:r>
+              <w:t>external_query_logs, audit_logs</w:t>
+            </w:r>
+          </w:p>
+        </w:tc>
+      </w:tr>
+      <w:tr>
+        <w:tc>
+          <w:tcPr>
+            <w:tcW w:type="dxa" w:w="2520"/>
+            <w:vAlign w:val="center"/>
+          </w:tcPr>
+          <w:p>
+            <w:r>
+              <w:t>GET</w:t>
+            </w:r>
+          </w:p>
+        </w:tc>
+        <w:tc>
+          <w:tcPr>
+            <w:tcW w:type="dxa" w:w="2520"/>
+            <w:vAlign w:val="center"/>
+          </w:tcPr>
+          <w:p>
+            <w:r>
+              <w:t>/admin/knowledge-entries</w:t>
+            </w:r>
+          </w:p>
+        </w:tc>
+        <w:tc>
+          <w:tcPr>
+            <w:tcW w:type="dxa" w:w="2520"/>
+            <w:vAlign w:val="center"/>
+          </w:tcPr>
+          <w:p>
+            <w:r>
+              <w:t>管理端查询知识条目</w:t>
+            </w:r>
+          </w:p>
+        </w:tc>
+        <w:tc>
+          <w:tcPr>
+            <w:tcW w:type="dxa" w:w="2520"/>
+            <w:vAlign w:val="center"/>
+          </w:tcPr>
+          <w:p>
+            <w:r>
+              <w:t>knowledge_entries, categories</w:t>
+            </w:r>
+          </w:p>
+        </w:tc>
+      </w:tr>
+      <w:tr>
+        <w:tc>
+          <w:tcPr>
+            <w:tcW w:type="dxa" w:w="2520"/>
+            <w:vAlign w:val="center"/>
+          </w:tcPr>
+          <w:p>
+            <w:r>
+              <w:t>POST</w:t>
+            </w:r>
+          </w:p>
+        </w:tc>
+        <w:tc>
+          <w:tcPr>
+            <w:tcW w:type="dxa" w:w="2520"/>
+            <w:vAlign w:val="center"/>
+          </w:tcPr>
+          <w:p>
+            <w:r>
+              <w:t>/admin/knowledge-entries</w:t>
+            </w:r>
+          </w:p>
+        </w:tc>
+        <w:tc>
+          <w:tcPr>
+            <w:tcW w:type="dxa" w:w="2520"/>
+            <w:vAlign w:val="center"/>
+          </w:tcPr>
+          <w:p>
+            <w:r>
+              <w:t>创建知识条目</w:t>
+            </w:r>
+          </w:p>
+        </w:tc>
+        <w:tc>
+          <w:tcPr>
+            <w:tcW w:type="dxa" w:w="2520"/>
+            <w:vAlign w:val="center"/>
+          </w:tcPr>
+          <w:p>
+            <w:r>
+              <w:t>knowledge_entries, entry_versions, audit_logs</w:t>
+            </w:r>
+          </w:p>
+        </w:tc>
+      </w:tr>
+      <w:tr>
+        <w:tc>
+          <w:tcPr>
+            <w:tcW w:type="dxa" w:w="2520"/>
+            <w:vAlign w:val="center"/>
+          </w:tcPr>
+          <w:p>
+            <w:r>
+              <w:t>PUT</w:t>
+            </w:r>
+          </w:p>
+        </w:tc>
+        <w:tc>
+          <w:tcPr>
+            <w:tcW w:type="dxa" w:w="2520"/>
+            <w:vAlign w:val="center"/>
+          </w:tcPr>
+          <w:p>
+            <w:r>
+              <w:t>/admin/knowledge-entries/{entryId}</w:t>
+            </w:r>
+          </w:p>
+        </w:tc>
+        <w:tc>
+          <w:tcPr>
+            <w:tcW w:type="dxa" w:w="2520"/>
+            <w:vAlign w:val="center"/>
+          </w:tcPr>
+          <w:p>
+            <w:r>
+              <w:t>更新知识条目并产生版本</w:t>
+            </w:r>
+          </w:p>
+        </w:tc>
+        <w:tc>
+          <w:tcPr>
+            <w:tcW w:type="dxa" w:w="2520"/>
+            <w:vAlign w:val="center"/>
+          </w:tcPr>
+          <w:p>
+            <w:r>
+              <w:t>knowledge_entries, entry_versions</w:t>
+            </w:r>
+          </w:p>
+        </w:tc>
+      </w:tr>
+      <w:tr>
+        <w:tc>
+          <w:tcPr>
+            <w:tcW w:type="dxa" w:w="2520"/>
+            <w:vAlign w:val="center"/>
+          </w:tcPr>
+          <w:p>
+            <w:r>
+              <w:t>DELETE</w:t>
+            </w:r>
+          </w:p>
+        </w:tc>
+        <w:tc>
+          <w:tcPr>
+            <w:tcW w:type="dxa" w:w="2520"/>
+            <w:vAlign w:val="center"/>
+          </w:tcPr>
+          <w:p>
+            <w:r>
+              <w:t>/admin/knowledge-entries/{entryId}</w:t>
+            </w:r>
+          </w:p>
+        </w:tc>
+        <w:tc>
+          <w:tcPr>
+            <w:tcW w:type="dxa" w:w="2520"/>
+            <w:vAlign w:val="center"/>
+          </w:tcPr>
+          <w:p>
+            <w:r>
+              <w:t>逻辑删除知识条目</w:t>
+            </w:r>
+          </w:p>
+        </w:tc>
+        <w:tc>
+          <w:tcPr>
+            <w:tcW w:type="dxa" w:w="2520"/>
+            <w:vAlign w:val="center"/>
+          </w:tcPr>
+          <w:p>
+            <w:r>
+              <w:t>knowledge_entries, audit_logs</w:t>
+            </w:r>
+          </w:p>
+        </w:tc>
+      </w:tr>
+    </w:tbl>
+    <w:p/>
+    <w:p>
+      <w:pPr>
+        <w:pStyle w:val="Heading1"/>
+      </w:pPr>
+      <w:r>
+        <w:t>4. SRS接口对齐</w:t>
+      </w:r>
+    </w:p>
+    <w:tbl>
+      <w:tblPr>
+        <w:tblStyle w:val="TableGrid"/>
+        <w:tblW w:type="auto" w:w="0"/>
+        <w:jc w:val="center"/>
+        <w:tblLook w:firstColumn="1" w:firstRow="1" w:lastColumn="0" w:lastRow="0" w:noHBand="0" w:noVBand="1" w:val="04A0"/>
+      </w:tblPr>
+      <w:tblGrid>
+        <w:gridCol w:w="5040"/>
+        <w:gridCol w:w="5040"/>
+      </w:tblGrid>
+      <w:tr>
+        <w:tc>
+          <w:tcPr>
+            <w:tcW w:type="dxa" w:w="5040"/>
+            <w:vAlign w:val="center"/>
+            <w:shd w:fill="D9EAF7"/>
+          </w:tcPr>
+          <w:p>
+            <w:r>
+              <w:rPr>
+                <w:b/>
+              </w:rPr>
+              <w:t>SRS场景</w:t>
+            </w:r>
+          </w:p>
+        </w:tc>
+        <w:tc>
+          <w:tcPr>
+            <w:tcW w:type="dxa" w:w="5040"/>
+            <w:vAlign w:val="center"/>
+            <w:shd w:fill="D9EAF7"/>
+          </w:tcPr>
+          <w:p>
+            <w:r>
+              <w:rPr>
+                <w:b/>
+              </w:rPr>
+              <w:t>接口响应</w:t>
+            </w:r>
+          </w:p>
+        </w:tc>
+      </w:tr>
+      <w:tr>
+        <w:tc>
+          <w:tcPr>
+            <w:tcW w:type="dxa" w:w="5040"/>
+            <w:vAlign w:val="center"/>
+          </w:tcPr>
+          <w:p>
+            <w:r>
+              <w:t>用户登录</w:t>
+            </w:r>
+          </w:p>
+        </w:tc>
+        <w:tc>
+          <w:tcPr>
+            <w:tcW w:type="dxa" w:w="5040"/>
+            <w:vAlign w:val="center"/>
+          </w:tcPr>
+          <w:p>
+            <w:r>
+              <w:t>POST /auth/cas/login；POST /auth/refresh；POST /auth/logout</w:t>
+            </w:r>
+          </w:p>
+        </w:tc>
+      </w:tr>
+      <w:tr>
+        <w:tc>
+          <w:tcPr>
+            <w:tcW w:type="dxa" w:w="5040"/>
+            <w:vAlign w:val="center"/>
+          </w:tcPr>
+          <w:p>
+            <w:r>
+              <w:t>问答会话</w:t>
+            </w:r>
+          </w:p>
+        </w:tc>
+        <w:tc>
+          <w:tcPr>
+            <w:tcW w:type="dxa" w:w="5040"/>
+            <w:vAlign w:val="center"/>
+          </w:tcPr>
+          <w:p>
+            <w:r>
+              <w:t>POST /chat/messages；POST /chat/messages/stream；GET /chat/conversations</w:t>
+            </w:r>
+          </w:p>
+        </w:tc>
+      </w:tr>
+      <w:tr>
+        <w:tc>
+          <w:tcPr>
+            <w:tcW w:type="dxa" w:w="5040"/>
+            <w:vAlign w:val="center"/>
+          </w:tcPr>
+          <w:p>
+            <w:r>
+              <w:t>课程考试成绩</w:t>
+            </w:r>
+          </w:p>
+        </w:tc>
+        <w:tc>
+          <w:tcPr>
+            <w:tcW w:type="dxa" w:w="5040"/>
+            <w:vAlign w:val="center"/>
+          </w:tcPr>
+          <w:p>
+            <w:r>
+              <w:t>GET /edu/courses；GET /edu/exams；GET /edu/grades；GET /edu/classrooms/free</w:t>
+            </w:r>
+          </w:p>
+        </w:tc>
+      </w:tr>
+      <w:tr>
+        <w:tc>
+          <w:tcPr>
+            <w:tcW w:type="dxa" w:w="5040"/>
+            <w:vAlign w:val="center"/>
+          </w:tcPr>
+          <w:p>
+            <w:r>
+              <w:t>知识库维护</w:t>
+            </w:r>
+          </w:p>
+        </w:tc>
+        <w:tc>
+          <w:tcPr>
+            <w:tcW w:type="dxa" w:w="5040"/>
+            <w:vAlign w:val="center"/>
+          </w:tcPr>
+          <w:p>
+            <w:r>
+              <w:t>GET/POST/PUT/DELETE /admin/knowledge-entries；版本恢复接口</w:t>
+            </w:r>
+          </w:p>
+        </w:tc>
+      </w:tr>
+      <w:tr>
+        <w:tc>
+          <w:tcPr>
+            <w:tcW w:type="dxa" w:w="5040"/>
+            <w:vAlign w:val="center"/>
+          </w:tcPr>
+          <w:p>
+            <w:r>
+              <w:t>未命中闭环</w:t>
+            </w:r>
+          </w:p>
+        </w:tc>
+        <w:tc>
+          <w:tcPr>
+            <w:tcW w:type="dxa" w:w="5040"/>
+            <w:vAlign w:val="center"/>
+          </w:tcPr>
+          <w:p>
+            <w:r>
+              <w:t>GET /admin/unmatched-queries；PUT /admin/unmatched-queries/{queryId}/resolve</w:t>
+            </w:r>
+          </w:p>
+        </w:tc>
+      </w:tr>
     </w:tbl>
     <w:p/>
     <w:sectPr>

--- a/10-设计文档/接口设计说明书(IDD).docx
+++ b/10-设计文档/接口设计说明书(IDD).docx
@@ -97,7 +97,7 @@
           </w:tcPr>
           <w:p>
             <w:r>
-              <w:t>V1.1</w:t>
+              <w:t>V1.2</w:t>
             </w:r>
           </w:p>
         </w:tc>
@@ -121,7 +121,7 @@
           </w:tcPr>
           <w:p>
             <w:r>
-              <w:t>SRS对齐稿</w:t>
+              <w:t>安全与约束完善稿</w:t>
             </w:r>
           </w:p>
         </w:tc>
@@ -145,7 +145,7 @@
           </w:tcPr>
           <w:p>
             <w:r>
-              <w:t>2026-06-02</w:t>
+              <w:t>2026-06-10</w:t>
             </w:r>
           </w:p>
         </w:tc>
@@ -217,7 +217,7 @@
           </w:tcPr>
           <w:p>
             <w:r>
-              <w:t>原始交付文件 接口设计说明书(IDD).docx 对应 V1.1；独立版本文件用于版本审计。</w:t>
+              <w:t>原始交付文件 接口设计说明书(IDD).docx 对应 V1.2；独立版本文件用于版本审计。</w:t>
             </w:r>
           </w:p>
         </w:tc>
@@ -395,6 +395,52 @@
           <w:p>
             <w:r>
               <w:t>按SRS补齐角色、场景、非功能需求和外部系统边界</w:t>
+            </w:r>
+          </w:p>
+        </w:tc>
+      </w:tr>
+      <w:tr>
+        <w:tc>
+          <w:tcPr>
+            <w:tcW w:type="dxa" w:w="2520"/>
+            <w:vAlign w:val="center"/>
+          </w:tcPr>
+          <w:p>
+            <w:r>
+              <w:t>V1.2</w:t>
+            </w:r>
+          </w:p>
+        </w:tc>
+        <w:tc>
+          <w:tcPr>
+            <w:tcW w:type="dxa" w:w="2520"/>
+            <w:vAlign w:val="center"/>
+          </w:tcPr>
+          <w:p>
+            <w:r>
+              <w:t>2026-06-10</w:t>
+            </w:r>
+          </w:p>
+        </w:tc>
+        <w:tc>
+          <w:tcPr>
+            <w:tcW w:type="dxa" w:w="2520"/>
+            <w:vAlign w:val="center"/>
+          </w:tcPr>
+          <w:p>
+            <w:r>
+              <w:t>安全与约束完善稿</w:t>
+            </w:r>
+          </w:p>
+        </w:tc>
+        <w:tc>
+          <w:tcPr>
+            <w:tcW w:type="dxa" w:w="2520"/>
+            <w:vAlign w:val="center"/>
+          </w:tcPr>
+          <w:p>
+            <w:r>
+              <w:t>补充安全、异常、数据约束、限流、审计和降级策略</w:t>
             </w:r>
           </w:p>
         </w:tc>
@@ -1903,6 +1949,144 @@
           </w:p>
         </w:tc>
       </w:tr>
+      <w:tr>
+        <w:tc>
+          <w:tcPr>
+            <w:tcW w:type="dxa" w:w="2520"/>
+            <w:vAlign w:val="center"/>
+          </w:tcPr>
+          <w:p>
+            <w:r>
+              <w:t>GET</w:t>
+            </w:r>
+          </w:p>
+        </w:tc>
+        <w:tc>
+          <w:tcPr>
+            <w:tcW w:type="dxa" w:w="2520"/>
+            <w:vAlign w:val="center"/>
+          </w:tcPr>
+          <w:p>
+            <w:r>
+              <w:t>/admin/unmatched-queries</w:t>
+            </w:r>
+          </w:p>
+        </w:tc>
+        <w:tc>
+          <w:tcPr>
+            <w:tcW w:type="dxa" w:w="2520"/>
+            <w:vAlign w:val="center"/>
+          </w:tcPr>
+          <w:p>
+            <w:r>
+              <w:t>查询未命中问题</w:t>
+            </w:r>
+          </w:p>
+        </w:tc>
+        <w:tc>
+          <w:tcPr>
+            <w:tcW w:type="dxa" w:w="2520"/>
+            <w:vAlign w:val="center"/>
+          </w:tcPr>
+          <w:p>
+            <w:r>
+              <w:t>unmatched_queries</w:t>
+            </w:r>
+          </w:p>
+        </w:tc>
+      </w:tr>
+      <w:tr>
+        <w:tc>
+          <w:tcPr>
+            <w:tcW w:type="dxa" w:w="2520"/>
+            <w:vAlign w:val="center"/>
+          </w:tcPr>
+          <w:p>
+            <w:r>
+              <w:t>PUT</w:t>
+            </w:r>
+          </w:p>
+        </w:tc>
+        <w:tc>
+          <w:tcPr>
+            <w:tcW w:type="dxa" w:w="2520"/>
+            <w:vAlign w:val="center"/>
+          </w:tcPr>
+          <w:p>
+            <w:r>
+              <w:t>/admin/unmatched-queries/{queryId}/resolve</w:t>
+            </w:r>
+          </w:p>
+        </w:tc>
+        <w:tc>
+          <w:tcPr>
+            <w:tcW w:type="dxa" w:w="2520"/>
+            <w:vAlign w:val="center"/>
+          </w:tcPr>
+          <w:p>
+            <w:r>
+              <w:t>转条目/忽略/合并未命中</w:t>
+            </w:r>
+          </w:p>
+        </w:tc>
+        <w:tc>
+          <w:tcPr>
+            <w:tcW w:type="dxa" w:w="2520"/>
+            <w:vAlign w:val="center"/>
+          </w:tcPr>
+          <w:p>
+            <w:r>
+              <w:t>unmatched_queries, knowledge_entries</w:t>
+            </w:r>
+          </w:p>
+        </w:tc>
+      </w:tr>
+      <w:tr>
+        <w:tc>
+          <w:tcPr>
+            <w:tcW w:type="dxa" w:w="2520"/>
+            <w:vAlign w:val="center"/>
+          </w:tcPr>
+          <w:p>
+            <w:r>
+              <w:t>GET</w:t>
+            </w:r>
+          </w:p>
+        </w:tc>
+        <w:tc>
+          <w:tcPr>
+            <w:tcW w:type="dxa" w:w="2520"/>
+            <w:vAlign w:val="center"/>
+          </w:tcPr>
+          <w:p>
+            <w:r>
+              <w:t>/admin/stats/overview</w:t>
+            </w:r>
+          </w:p>
+        </w:tc>
+        <w:tc>
+          <w:tcPr>
+            <w:tcW w:type="dxa" w:w="2520"/>
+            <w:vAlign w:val="center"/>
+          </w:tcPr>
+          <w:p>
+            <w:r>
+              <w:t>统计概览</w:t>
+            </w:r>
+          </w:p>
+        </w:tc>
+        <w:tc>
+          <w:tcPr>
+            <w:tcW w:type="dxa" w:w="2520"/>
+            <w:vAlign w:val="center"/>
+          </w:tcPr>
+          <w:p>
+            <w:r>
+              <w:t>daily_stats, hourly_stats</w:t>
+            </w:r>
+          </w:p>
+        </w:tc>
+      </w:tr>
     </w:tbl>
     <w:p/>
     <w:p>
@@ -2072,6 +2256,538 @@
           <w:p>
             <w:r>
               <w:t>GET /admin/unmatched-queries；PUT /admin/unmatched-queries/{queryId}/resolve</w:t>
+            </w:r>
+          </w:p>
+        </w:tc>
+      </w:tr>
+    </w:tbl>
+    <w:p/>
+    <w:p>
+      <w:pPr>
+        <w:pStyle w:val="Heading1"/>
+      </w:pPr>
+      <w:r>
+        <w:t>安全、异常与约束</w:t>
+      </w:r>
+    </w:p>
+    <w:p>
+      <w:r>
+        <w:t>所有对外接口必须携带或生成 X-Request-Id，日志、审计、外部调用记录使用同一requestId贯穿。认证采用CAS/OAuth2登录与JWT访问令牌，管理端接口强制RBAC。敏感个人信息只在授权场景展示，成绩、证件号、手机号等字段默认脱敏。</w:t>
+      </w:r>
+    </w:p>
+    <w:tbl>
+      <w:tblPr>
+        <w:tblStyle w:val="TableGrid"/>
+        <w:tblW w:type="auto" w:w="0"/>
+        <w:jc w:val="center"/>
+        <w:tblLook w:firstColumn="1" w:firstRow="1" w:lastColumn="0" w:lastRow="0" w:noHBand="0" w:noVBand="1" w:val="04A0"/>
+      </w:tblPr>
+      <w:tblGrid>
+        <w:gridCol w:w="3360"/>
+        <w:gridCol w:w="3360"/>
+        <w:gridCol w:w="3360"/>
+      </w:tblGrid>
+      <w:tr>
+        <w:tc>
+          <w:tcPr>
+            <w:tcW w:type="dxa" w:w="3360"/>
+            <w:vAlign w:val="center"/>
+            <w:shd w:fill="D9EAF7"/>
+          </w:tcPr>
+          <w:p>
+            <w:r>
+              <w:rPr>
+                <w:b/>
+              </w:rPr>
+              <w:t>错误码</w:t>
+            </w:r>
+          </w:p>
+        </w:tc>
+        <w:tc>
+          <w:tcPr>
+            <w:tcW w:type="dxa" w:w="3360"/>
+            <w:vAlign w:val="center"/>
+            <w:shd w:fill="D9EAF7"/>
+          </w:tcPr>
+          <w:p>
+            <w:r>
+              <w:rPr>
+                <w:b/>
+              </w:rPr>
+              <w:t>含义</w:t>
+            </w:r>
+          </w:p>
+        </w:tc>
+        <w:tc>
+          <w:tcPr>
+            <w:tcW w:type="dxa" w:w="3360"/>
+            <w:vAlign w:val="center"/>
+            <w:shd w:fill="D9EAF7"/>
+          </w:tcPr>
+          <w:p>
+            <w:r>
+              <w:rPr>
+                <w:b/>
+              </w:rPr>
+              <w:t>处理策略</w:t>
+            </w:r>
+          </w:p>
+        </w:tc>
+      </w:tr>
+      <w:tr>
+        <w:tc>
+          <w:tcPr>
+            <w:tcW w:type="dxa" w:w="3360"/>
+            <w:vAlign w:val="center"/>
+          </w:tcPr>
+          <w:p>
+            <w:r>
+              <w:t>40001</w:t>
+            </w:r>
+          </w:p>
+        </w:tc>
+        <w:tc>
+          <w:tcPr>
+            <w:tcW w:type="dxa" w:w="3360"/>
+            <w:vAlign w:val="center"/>
+          </w:tcPr>
+          <w:p>
+            <w:r>
+              <w:t>参数校验失败</w:t>
+            </w:r>
+          </w:p>
+        </w:tc>
+        <w:tc>
+          <w:tcPr>
+            <w:tcW w:type="dxa" w:w="3360"/>
+            <w:vAlign w:val="center"/>
+          </w:tcPr>
+          <w:p>
+            <w:r>
+              <w:t>返回字段级错误errors[]，不进入业务处理</w:t>
+            </w:r>
+          </w:p>
+        </w:tc>
+      </w:tr>
+      <w:tr>
+        <w:tc>
+          <w:tcPr>
+            <w:tcW w:type="dxa" w:w="3360"/>
+            <w:vAlign w:val="center"/>
+          </w:tcPr>
+          <w:p>
+            <w:r>
+              <w:t>40101</w:t>
+            </w:r>
+          </w:p>
+        </w:tc>
+        <w:tc>
+          <w:tcPr>
+            <w:tcW w:type="dxa" w:w="3360"/>
+            <w:vAlign w:val="center"/>
+          </w:tcPr>
+          <w:p>
+            <w:r>
+              <w:t>Token过期</w:t>
+            </w:r>
+          </w:p>
+        </w:tc>
+        <w:tc>
+          <w:tcPr>
+            <w:tcW w:type="dxa" w:w="3360"/>
+            <w:vAlign w:val="center"/>
+          </w:tcPr>
+          <w:p>
+            <w:r>
+              <w:t>客户端尝试刷新，刷新失败则重新登录</w:t>
+            </w:r>
+          </w:p>
+        </w:tc>
+      </w:tr>
+      <w:tr>
+        <w:tc>
+          <w:tcPr>
+            <w:tcW w:type="dxa" w:w="3360"/>
+            <w:vAlign w:val="center"/>
+          </w:tcPr>
+          <w:p>
+            <w:r>
+              <w:t>40301</w:t>
+            </w:r>
+          </w:p>
+        </w:tc>
+        <w:tc>
+          <w:tcPr>
+            <w:tcW w:type="dxa" w:w="3360"/>
+            <w:vAlign w:val="center"/>
+          </w:tcPr>
+          <w:p>
+            <w:r>
+              <w:t>权限不足</w:t>
+            </w:r>
+          </w:p>
+        </w:tc>
+        <w:tc>
+          <w:tcPr>
+            <w:tcW w:type="dxa" w:w="3360"/>
+            <w:vAlign w:val="center"/>
+          </w:tcPr>
+          <w:p>
+            <w:r>
+              <w:t>记录审计日志，返回最小必要错误信息</w:t>
+            </w:r>
+          </w:p>
+        </w:tc>
+      </w:tr>
+      <w:tr>
+        <w:tc>
+          <w:tcPr>
+            <w:tcW w:type="dxa" w:w="3360"/>
+            <w:vAlign w:val="center"/>
+          </w:tcPr>
+          <w:p>
+            <w:r>
+              <w:t>40401</w:t>
+            </w:r>
+          </w:p>
+        </w:tc>
+        <w:tc>
+          <w:tcPr>
+            <w:tcW w:type="dxa" w:w="3360"/>
+            <w:vAlign w:val="center"/>
+          </w:tcPr>
+          <w:p>
+            <w:r>
+              <w:t>资源不存在</w:t>
+            </w:r>
+          </w:p>
+        </w:tc>
+        <w:tc>
+          <w:tcPr>
+            <w:tcW w:type="dxa" w:w="3360"/>
+            <w:vAlign w:val="center"/>
+          </w:tcPr>
+          <w:p>
+            <w:r>
+              <w:t>对不存在或无权访问资源统一返回404</w:t>
+            </w:r>
+          </w:p>
+        </w:tc>
+      </w:tr>
+      <w:tr>
+        <w:tc>
+          <w:tcPr>
+            <w:tcW w:type="dxa" w:w="3360"/>
+            <w:vAlign w:val="center"/>
+          </w:tcPr>
+          <w:p>
+            <w:r>
+              <w:t>40901</w:t>
+            </w:r>
+          </w:p>
+        </w:tc>
+        <w:tc>
+          <w:tcPr>
+            <w:tcW w:type="dxa" w:w="3360"/>
+            <w:vAlign w:val="center"/>
+          </w:tcPr>
+          <w:p>
+            <w:r>
+              <w:t>版本冲突</w:t>
+            </w:r>
+          </w:p>
+        </w:tc>
+        <w:tc>
+          <w:tcPr>
+            <w:tcW w:type="dxa" w:w="3360"/>
+            <w:vAlign w:val="center"/>
+          </w:tcPr>
+          <w:p>
+            <w:r>
+              <w:t>知识条目更新使用version_no乐观锁</w:t>
+            </w:r>
+          </w:p>
+        </w:tc>
+      </w:tr>
+      <w:tr>
+        <w:tc>
+          <w:tcPr>
+            <w:tcW w:type="dxa" w:w="3360"/>
+            <w:vAlign w:val="center"/>
+          </w:tcPr>
+          <w:p>
+            <w:r>
+              <w:t>42901</w:t>
+            </w:r>
+          </w:p>
+        </w:tc>
+        <w:tc>
+          <w:tcPr>
+            <w:tcW w:type="dxa" w:w="3360"/>
+            <w:vAlign w:val="center"/>
+          </w:tcPr>
+          <w:p>
+            <w:r>
+              <w:t>请求过于频繁</w:t>
+            </w:r>
+          </w:p>
+        </w:tc>
+        <w:tc>
+          <w:tcPr>
+            <w:tcW w:type="dxa" w:w="3360"/>
+            <w:vAlign w:val="center"/>
+          </w:tcPr>
+          <w:p>
+            <w:r>
+              <w:t>网关与业务双层限流，返回Retry-After</w:t>
+            </w:r>
+          </w:p>
+        </w:tc>
+      </w:tr>
+      <w:tr>
+        <w:tc>
+          <w:tcPr>
+            <w:tcW w:type="dxa" w:w="3360"/>
+            <w:vAlign w:val="center"/>
+          </w:tcPr>
+          <w:p>
+            <w:r>
+              <w:t>50201</w:t>
+            </w:r>
+          </w:p>
+        </w:tc>
+        <w:tc>
+          <w:tcPr>
+            <w:tcW w:type="dxa" w:w="3360"/>
+            <w:vAlign w:val="center"/>
+          </w:tcPr>
+          <w:p>
+            <w:r>
+              <w:t>外部系统不可用</w:t>
+            </w:r>
+          </w:p>
+        </w:tc>
+        <w:tc>
+          <w:tcPr>
+            <w:tcW w:type="dxa" w:w="3360"/>
+            <w:vAlign w:val="center"/>
+          </w:tcPr>
+          <w:p>
+            <w:r>
+              <w:t>触发熔断/降级，提示稍后重试或返回缓存</w:t>
+            </w:r>
+          </w:p>
+        </w:tc>
+      </w:tr>
+      <w:tr>
+        <w:tc>
+          <w:tcPr>
+            <w:tcW w:type="dxa" w:w="3360"/>
+            <w:vAlign w:val="center"/>
+          </w:tcPr>
+          <w:p>
+            <w:r>
+              <w:t>50000</w:t>
+            </w:r>
+          </w:p>
+        </w:tc>
+        <w:tc>
+          <w:tcPr>
+            <w:tcW w:type="dxa" w:w="3360"/>
+            <w:vAlign w:val="center"/>
+          </w:tcPr>
+          <w:p>
+            <w:r>
+              <w:t>系统内部错误</w:t>
+            </w:r>
+          </w:p>
+        </w:tc>
+        <w:tc>
+          <w:tcPr>
+            <w:tcW w:type="dxa" w:w="3360"/>
+            <w:vAlign w:val="center"/>
+          </w:tcPr>
+          <w:p>
+            <w:r>
+              <w:t>隐藏内部异常细节，关联requestId排障</w:t>
+            </w:r>
+          </w:p>
+        </w:tc>
+      </w:tr>
+    </w:tbl>
+    <w:p/>
+    <w:p>
+      <w:r>
+        <w:t>关键约束包括：统一使用Asia/Shanghai业务时区；所有文本使用UTF-8；接口分页默认pageSize=20且最大100；知识条目更新采用version_no乐观锁；外部系统调用设置3-5秒超时、最多1次重试和熔断降级；涉及个人信息的查询必须写入audit_logs。</w:t>
+      </w:r>
+    </w:p>
+    <w:p>
+      <w:pPr>
+        <w:pStyle w:val="Heading1"/>
+      </w:pPr>
+      <w:r>
+        <w:t>5. 接口级约束</w:t>
+      </w:r>
+    </w:p>
+    <w:tbl>
+      <w:tblPr>
+        <w:tblStyle w:val="TableGrid"/>
+        <w:tblW w:type="auto" w:w="0"/>
+        <w:jc w:val="center"/>
+        <w:tblLook w:firstColumn="1" w:firstRow="1" w:lastColumn="0" w:lastRow="0" w:noHBand="0" w:noVBand="1" w:val="04A0"/>
+      </w:tblPr>
+      <w:tblGrid>
+        <w:gridCol w:w="5040"/>
+        <w:gridCol w:w="5040"/>
+      </w:tblGrid>
+      <w:tr>
+        <w:tc>
+          <w:tcPr>
+            <w:tcW w:type="dxa" w:w="5040"/>
+            <w:vAlign w:val="center"/>
+            <w:shd w:fill="D9EAF7"/>
+          </w:tcPr>
+          <w:p>
+            <w:r>
+              <w:rPr>
+                <w:b/>
+              </w:rPr>
+              <w:t>约束</w:t>
+            </w:r>
+          </w:p>
+        </w:tc>
+        <w:tc>
+          <w:tcPr>
+            <w:tcW w:type="dxa" w:w="5040"/>
+            <w:vAlign w:val="center"/>
+            <w:shd w:fill="D9EAF7"/>
+          </w:tcPr>
+          <w:p>
+            <w:r>
+              <w:rPr>
+                <w:b/>
+              </w:rPr>
+              <w:t>规则</w:t>
+            </w:r>
+          </w:p>
+        </w:tc>
+      </w:tr>
+      <w:tr>
+        <w:tc>
+          <w:tcPr>
+            <w:tcW w:type="dxa" w:w="5040"/>
+            <w:vAlign w:val="center"/>
+          </w:tcPr>
+          <w:p>
+            <w:r>
+              <w:t>幂等</w:t>
+            </w:r>
+          </w:p>
+        </w:tc>
+        <w:tc>
+          <w:tcPr>
+            <w:tcW w:type="dxa" w:w="5040"/>
+            <w:vAlign w:val="center"/>
+          </w:tcPr>
+          <w:p>
+            <w:r>
+              <w:t>POST导入、反馈、外部查询可携带Idempotency-Key，5分钟内重复请求返回同一结果</w:t>
+            </w:r>
+          </w:p>
+        </w:tc>
+      </w:tr>
+      <w:tr>
+        <w:tc>
+          <w:tcPr>
+            <w:tcW w:type="dxa" w:w="5040"/>
+            <w:vAlign w:val="center"/>
+          </w:tcPr>
+          <w:p>
+            <w:r>
+              <w:t>限流</w:t>
+            </w:r>
+          </w:p>
+        </w:tc>
+        <w:tc>
+          <w:tcPr>
+            <w:tcW w:type="dxa" w:w="5040"/>
+            <w:vAlign w:val="center"/>
+          </w:tcPr>
+          <w:p>
+            <w:r>
+              <w:t>匿名接口30次/分钟，登录用户120次/分钟，管理导入10次/小时</w:t>
+            </w:r>
+          </w:p>
+        </w:tc>
+      </w:tr>
+      <w:tr>
+        <w:tc>
+          <w:tcPr>
+            <w:tcW w:type="dxa" w:w="5040"/>
+            <w:vAlign w:val="center"/>
+          </w:tcPr>
+          <w:p>
+            <w:r>
+              <w:t>脱敏</w:t>
+            </w:r>
+          </w:p>
+        </w:tc>
+        <w:tc>
+          <w:tcPr>
+            <w:tcW w:type="dxa" w:w="5040"/>
+            <w:vAlign w:val="center"/>
+          </w:tcPr>
+          <w:p>
+            <w:r>
+              <w:t>成绩、身份证、手机号、授权关系按角色和场景脱敏</w:t>
+            </w:r>
+          </w:p>
+        </w:tc>
+      </w:tr>
+      <w:tr>
+        <w:tc>
+          <w:tcPr>
+            <w:tcW w:type="dxa" w:w="5040"/>
+            <w:vAlign w:val="center"/>
+          </w:tcPr>
+          <w:p>
+            <w:r>
+              <w:t>外部超时</w:t>
+            </w:r>
+          </w:p>
+        </w:tc>
+        <w:tc>
+          <w:tcPr>
+            <w:tcW w:type="dxa" w:w="5040"/>
+            <w:vAlign w:val="center"/>
+          </w:tcPr>
+          <w:p>
+            <w:r>
+              <w:t>教务/OA/CAS接口超时3-5秒，失败返回50201并记录external_query_logs</w:t>
+            </w:r>
+          </w:p>
+        </w:tc>
+      </w:tr>
+      <w:tr>
+        <w:tc>
+          <w:tcPr>
+            <w:tcW w:type="dxa" w:w="5040"/>
+            <w:vAlign w:val="center"/>
+          </w:tcPr>
+          <w:p>
+            <w:r>
+              <w:t>文件上传</w:t>
+            </w:r>
+          </w:p>
+        </w:tc>
+        <w:tc>
+          <w:tcPr>
+            <w:tcW w:type="dxa" w:w="5040"/>
+            <w:vAlign w:val="center"/>
+          </w:tcPr>
+          <w:p>
+            <w:r>
+              <w:t>附件最大20MB，允许docx/pdf/xlsx/png/jpg，保存MinIO object_key</w:t>
             </w:r>
           </w:p>
         </w:tc>

--- a/10-设计文档/接口设计说明书(IDD).docx
+++ b/10-设计文档/接口设计说明书(IDD).docx
@@ -97,7 +97,7 @@
           </w:tcPr>
           <w:p>
             <w:r>
-              <w:t>V1.2</w:t>
+              <w:t>V1.3</w:t>
             </w:r>
           </w:p>
         </w:tc>
@@ -121,7 +121,7 @@
           </w:tcPr>
           <w:p>
             <w:r>
-              <w:t>安全与约束完善稿</w:t>
+              <w:t>基线定稿</w:t>
             </w:r>
           </w:p>
         </w:tc>
@@ -145,7 +145,7 @@
           </w:tcPr>
           <w:p>
             <w:r>
-              <w:t>2026-06-10</w:t>
+              <w:t>2026-06-19</w:t>
             </w:r>
           </w:p>
         </w:tc>
@@ -217,7 +217,7 @@
           </w:tcPr>
           <w:p>
             <w:r>
-              <w:t>原始交付文件 接口设计说明书(IDD).docx 对应 V1.2；独立版本文件用于版本审计。</w:t>
+              <w:t>原始交付文件 接口设计说明书(IDD).docx 对应 V1.3；独立版本文件用于版本审计。</w:t>
             </w:r>
           </w:p>
         </w:tc>
@@ -441,6 +441,52 @@
           <w:p>
             <w:r>
               <w:t>补充安全、异常、数据约束、限流、审计和降级策略</w:t>
+            </w:r>
+          </w:p>
+        </w:tc>
+      </w:tr>
+      <w:tr>
+        <w:tc>
+          <w:tcPr>
+            <w:tcW w:type="dxa" w:w="2520"/>
+            <w:vAlign w:val="center"/>
+          </w:tcPr>
+          <w:p>
+            <w:r>
+              <w:t>V1.3</w:t>
+            </w:r>
+          </w:p>
+        </w:tc>
+        <w:tc>
+          <w:tcPr>
+            <w:tcW w:type="dxa" w:w="2520"/>
+            <w:vAlign w:val="center"/>
+          </w:tcPr>
+          <w:p>
+            <w:r>
+              <w:t>2026-06-19</w:t>
+            </w:r>
+          </w:p>
+        </w:tc>
+        <w:tc>
+          <w:tcPr>
+            <w:tcW w:type="dxa" w:w="2520"/>
+            <w:vAlign w:val="center"/>
+          </w:tcPr>
+          <w:p>
+            <w:r>
+              <w:t>基线定稿</w:t>
+            </w:r>
+          </w:p>
+        </w:tc>
+        <w:tc>
+          <w:tcPr>
+            <w:tcW w:type="dxa" w:w="2520"/>
+            <w:vAlign w:val="center"/>
+          </w:tcPr>
+          <w:p>
+            <w:r>
+              <w:t>形成基线交付版本，补齐追踪关系和跨文档一致性</w:t>
             </w:r>
           </w:p>
         </w:tc>
@@ -2087,6 +2133,52 @@
           </w:p>
         </w:tc>
       </w:tr>
+      <w:tr>
+        <w:tc>
+          <w:tcPr>
+            <w:tcW w:type="dxa" w:w="2520"/>
+            <w:vAlign w:val="center"/>
+          </w:tcPr>
+          <w:p>
+            <w:r>
+              <w:t>GET</w:t>
+            </w:r>
+          </w:p>
+        </w:tc>
+        <w:tc>
+          <w:tcPr>
+            <w:tcW w:type="dxa" w:w="2520"/>
+            <w:vAlign w:val="center"/>
+          </w:tcPr>
+          <w:p>
+            <w:r>
+              <w:t>/health</w:t>
+            </w:r>
+          </w:p>
+        </w:tc>
+        <w:tc>
+          <w:tcPr>
+            <w:tcW w:type="dxa" w:w="2520"/>
+            <w:vAlign w:val="center"/>
+          </w:tcPr>
+          <w:p>
+            <w:r>
+              <w:t>健康检查</w:t>
+            </w:r>
+          </w:p>
+        </w:tc>
+        <w:tc>
+          <w:tcPr>
+            <w:tcW w:type="dxa" w:w="2520"/>
+            <w:vAlign w:val="center"/>
+          </w:tcPr>
+          <w:p>
+            <w:r>
+              <w:t>database, redis, elasticsearch, milvus, nlu</w:t>
+            </w:r>
+          </w:p>
+        </w:tc>
+      </w:tr>
     </w:tbl>
     <w:p/>
     <w:p>
@@ -2794,6 +2886,385 @@
       </w:tr>
     </w:tbl>
     <w:p/>
+    <w:p>
+      <w:pPr>
+        <w:pStyle w:val="Heading1"/>
+      </w:pPr>
+      <w:r>
+        <w:t>基线追踪关系</w:t>
+      </w:r>
+    </w:p>
+    <w:p>
+      <w:r>
+        <w:t>V1.3将SRS需求、接口、数据库对象和详细设计模块建立闭环。后续变更必须同步评估四类文档的影响。</w:t>
+      </w:r>
+    </w:p>
+    <w:tbl>
+      <w:tblPr>
+        <w:tblStyle w:val="TableGrid"/>
+        <w:tblW w:type="auto" w:w="0"/>
+        <w:jc w:val="center"/>
+        <w:tblLook w:firstColumn="1" w:firstRow="1" w:lastColumn="0" w:lastRow="0" w:noHBand="0" w:noVBand="1" w:val="04A0"/>
+      </w:tblPr>
+      <w:tblGrid>
+        <w:gridCol w:w="2520"/>
+        <w:gridCol w:w="2520"/>
+        <w:gridCol w:w="2520"/>
+        <w:gridCol w:w="2520"/>
+      </w:tblGrid>
+      <w:tr>
+        <w:tc>
+          <w:tcPr>
+            <w:tcW w:type="dxa" w:w="2520"/>
+            <w:vAlign w:val="center"/>
+            <w:shd w:fill="D9EAF7"/>
+          </w:tcPr>
+          <w:p>
+            <w:r>
+              <w:rPr>
+                <w:b/>
+              </w:rPr>
+              <w:t>SRS条目</w:t>
+            </w:r>
+          </w:p>
+        </w:tc>
+        <w:tc>
+          <w:tcPr>
+            <w:tcW w:type="dxa" w:w="2520"/>
+            <w:vAlign w:val="center"/>
+            <w:shd w:fill="D9EAF7"/>
+          </w:tcPr>
+          <w:p>
+            <w:r>
+              <w:rPr>
+                <w:b/>
+              </w:rPr>
+              <w:t>接口(IDD)</w:t>
+            </w:r>
+          </w:p>
+        </w:tc>
+        <w:tc>
+          <w:tcPr>
+            <w:tcW w:type="dxa" w:w="2520"/>
+            <w:vAlign w:val="center"/>
+            <w:shd w:fill="D9EAF7"/>
+          </w:tcPr>
+          <w:p>
+            <w:r>
+              <w:rPr>
+                <w:b/>
+              </w:rPr>
+              <w:t>数据对象(DBDD)</w:t>
+            </w:r>
+          </w:p>
+        </w:tc>
+        <w:tc>
+          <w:tcPr>
+            <w:tcW w:type="dxa" w:w="2520"/>
+            <w:vAlign w:val="center"/>
+            <w:shd w:fill="D9EAF7"/>
+          </w:tcPr>
+          <w:p>
+            <w:r>
+              <w:rPr>
+                <w:b/>
+              </w:rPr>
+              <w:t>实现模块(DDD)</w:t>
+            </w:r>
+          </w:p>
+        </w:tc>
+      </w:tr>
+      <w:tr>
+        <w:tc>
+          <w:tcPr>
+            <w:tcW w:type="dxa" w:w="2520"/>
+            <w:vAlign w:val="center"/>
+          </w:tcPr>
+          <w:p>
+            <w:r>
+              <w:t>SRS-FR-01 登录认证</w:t>
+            </w:r>
+          </w:p>
+        </w:tc>
+        <w:tc>
+          <w:tcPr>
+            <w:tcW w:type="dxa" w:w="2520"/>
+            <w:vAlign w:val="center"/>
+          </w:tcPr>
+          <w:p>
+            <w:r>
+              <w:t>IDD /auth/*</w:t>
+            </w:r>
+          </w:p>
+        </w:tc>
+        <w:tc>
+          <w:tcPr>
+            <w:tcW w:type="dxa" w:w="2520"/>
+            <w:vAlign w:val="center"/>
+          </w:tcPr>
+          <w:p>
+            <w:r>
+              <w:t>DBDD users、students、teachers、parents、parent_authorizations</w:t>
+            </w:r>
+          </w:p>
+        </w:tc>
+        <w:tc>
+          <w:tcPr>
+            <w:tcW w:type="dxa" w:w="2520"/>
+            <w:vAlign w:val="center"/>
+          </w:tcPr>
+          <w:p>
+            <w:r>
+              <w:t>DDD AuthService、UserService</w:t>
+            </w:r>
+          </w:p>
+        </w:tc>
+      </w:tr>
+      <w:tr>
+        <w:tc>
+          <w:tcPr>
+            <w:tcW w:type="dxa" w:w="2520"/>
+            <w:vAlign w:val="center"/>
+          </w:tcPr>
+          <w:p>
+            <w:r>
+              <w:t>SRS-FR-02 校务问答</w:t>
+            </w:r>
+          </w:p>
+        </w:tc>
+        <w:tc>
+          <w:tcPr>
+            <w:tcW w:type="dxa" w:w="2520"/>
+            <w:vAlign w:val="center"/>
+          </w:tcPr>
+          <w:p>
+            <w:r>
+              <w:t>IDD /chat/messages、/chat/messages/stream</w:t>
+            </w:r>
+          </w:p>
+        </w:tc>
+        <w:tc>
+          <w:tcPr>
+            <w:tcW w:type="dxa" w:w="2520"/>
+            <w:vAlign w:val="center"/>
+          </w:tcPr>
+          <w:p>
+            <w:r>
+              <w:t>DBDD conversations、messages、intents</w:t>
+            </w:r>
+          </w:p>
+        </w:tc>
+        <w:tc>
+          <w:tcPr>
+            <w:tcW w:type="dxa" w:w="2520"/>
+            <w:vAlign w:val="center"/>
+          </w:tcPr>
+          <w:p>
+            <w:r>
+              <w:t>DDD ConversationService、NluClient、AnswerOrchestrator</w:t>
+            </w:r>
+          </w:p>
+        </w:tc>
+      </w:tr>
+      <w:tr>
+        <w:tc>
+          <w:tcPr>
+            <w:tcW w:type="dxa" w:w="2520"/>
+            <w:vAlign w:val="center"/>
+          </w:tcPr>
+          <w:p>
+            <w:r>
+              <w:t>SRS-FR-03 课程/考试/成绩查询</w:t>
+            </w:r>
+          </w:p>
+        </w:tc>
+        <w:tc>
+          <w:tcPr>
+            <w:tcW w:type="dxa" w:w="2520"/>
+            <w:vAlign w:val="center"/>
+          </w:tcPr>
+          <w:p>
+            <w:r>
+              <w:t>IDD /edu/courses、/edu/exams、/edu/grades</w:t>
+            </w:r>
+          </w:p>
+        </w:tc>
+        <w:tc>
+          <w:tcPr>
+            <w:tcW w:type="dxa" w:w="2520"/>
+            <w:vAlign w:val="center"/>
+          </w:tcPr>
+          <w:p>
+            <w:r>
+              <w:t>DBDD external_query_logs、audit_logs、Redis缓存键</w:t>
+            </w:r>
+          </w:p>
+        </w:tc>
+        <w:tc>
+          <w:tcPr>
+            <w:tcW w:type="dxa" w:w="2520"/>
+            <w:vAlign w:val="center"/>
+          </w:tcPr>
+          <w:p>
+            <w:r>
+              <w:t>DDD EduProxyService、CachePolicy</w:t>
+            </w:r>
+          </w:p>
+        </w:tc>
+      </w:tr>
+      <w:tr>
+        <w:tc>
+          <w:tcPr>
+            <w:tcW w:type="dxa" w:w="2520"/>
+            <w:vAlign w:val="center"/>
+          </w:tcPr>
+          <w:p>
+            <w:r>
+              <w:t>SRS-FR-04 知识库管理</w:t>
+            </w:r>
+          </w:p>
+        </w:tc>
+        <w:tc>
+          <w:tcPr>
+            <w:tcW w:type="dxa" w:w="2520"/>
+            <w:vAlign w:val="center"/>
+          </w:tcPr>
+          <w:p>
+            <w:r>
+              <w:t>IDD /admin/knowledge-entries/*、/admin/categories/*</w:t>
+            </w:r>
+          </w:p>
+        </w:tc>
+        <w:tc>
+          <w:tcPr>
+            <w:tcW w:type="dxa" w:w="2520"/>
+            <w:vAlign w:val="center"/>
+          </w:tcPr>
+          <w:p>
+            <w:r>
+              <w:t>DBDD categories、knowledge_entries、entry_versions、attachments</w:t>
+            </w:r>
+          </w:p>
+        </w:tc>
+        <w:tc>
+          <w:tcPr>
+            <w:tcW w:type="dxa" w:w="2520"/>
+            <w:vAlign w:val="center"/>
+          </w:tcPr>
+          <w:p>
+            <w:r>
+              <w:t>DDD KnowledgeService、VersionService</w:t>
+            </w:r>
+          </w:p>
+        </w:tc>
+      </w:tr>
+      <w:tr>
+        <w:tc>
+          <w:tcPr>
+            <w:tcW w:type="dxa" w:w="2520"/>
+            <w:vAlign w:val="center"/>
+          </w:tcPr>
+          <w:p>
+            <w:r>
+              <w:t>SRS-FR-05 未命中闭环</w:t>
+            </w:r>
+          </w:p>
+        </w:tc>
+        <w:tc>
+          <w:tcPr>
+            <w:tcW w:type="dxa" w:w="2520"/>
+            <w:vAlign w:val="center"/>
+          </w:tcPr>
+          <w:p>
+            <w:r>
+              <w:t>IDD /admin/unmatched-queries/*</w:t>
+            </w:r>
+          </w:p>
+        </w:tc>
+        <w:tc>
+          <w:tcPr>
+            <w:tcW w:type="dxa" w:w="2520"/>
+            <w:vAlign w:val="center"/>
+          </w:tcPr>
+          <w:p>
+            <w:r>
+              <w:t>DBDD unmatched_queries、notifications</w:t>
+            </w:r>
+          </w:p>
+        </w:tc>
+        <w:tc>
+          <w:tcPr>
+            <w:tcW w:type="dxa" w:w="2520"/>
+            <w:vAlign w:val="center"/>
+          </w:tcPr>
+          <w:p>
+            <w:r>
+              <w:t>DDD UnmatchedQueryService、NotificationService</w:t>
+            </w:r>
+          </w:p>
+        </w:tc>
+      </w:tr>
+      <w:tr>
+        <w:tc>
+          <w:tcPr>
+            <w:tcW w:type="dxa" w:w="2520"/>
+            <w:vAlign w:val="center"/>
+          </w:tcPr>
+          <w:p>
+            <w:r>
+              <w:t>SRS-NFR-01 安全审计</w:t>
+            </w:r>
+          </w:p>
+        </w:tc>
+        <w:tc>
+          <w:tcPr>
+            <w:tcW w:type="dxa" w:w="2520"/>
+            <w:vAlign w:val="center"/>
+          </w:tcPr>
+          <w:p>
+            <w:r>
+              <w:t>IDD 错误码、鉴权、限流与审计头</w:t>
+            </w:r>
+          </w:p>
+        </w:tc>
+        <w:tc>
+          <w:tcPr>
+            <w:tcW w:type="dxa" w:w="2520"/>
+            <w:vAlign w:val="center"/>
+          </w:tcPr>
+          <w:p>
+            <w:r>
+              <w:t>DBDD audit_logs、sensitive_words</w:t>
+            </w:r>
+          </w:p>
+        </w:tc>
+        <w:tc>
+          <w:tcPr>
+            <w:tcW w:type="dxa" w:w="2520"/>
+            <w:vAlign w:val="center"/>
+          </w:tcPr>
+          <w:p>
+            <w:r>
+              <w:t>DDD SecurityFilter、AuditAspect、SensitiveWordService</w:t>
+            </w:r>
+          </w:p>
+        </w:tc>
+      </w:tr>
+    </w:tbl>
+    <w:p/>
+    <w:p>
+      <w:pPr>
+        <w:pStyle w:val="Heading1"/>
+      </w:pPr>
+      <w:r>
+        <w:t>6. 基线接口说明</w:t>
+      </w:r>
+    </w:p>
+    <w:p>
+      <w:r>
+        <w:t>IDD V1.3为前后端联调和接口自动化测试的基线。新增接口必须同时补充：路径、方法、鉴权角色、请求/响应结构、错误码、主要数据对象和DDD实现模块。</w:t>
+      </w:r>
+    </w:p>
     <w:sectPr>
       <w:pgSz w:w="12240" w:h="15840"/>
       <w:pgMar w:top="1008" w:right="1080" w:bottom="1008" w:left="1080" w:header="720" w:footer="720" w:gutter="0"/>

--- a/10-设计文档/接口设计说明书(IDD).docx
+++ b/10-设计文档/接口设计说明书(IDD).docx
@@ -2,6 +2,668 @@
 <file path=word/document.xml><?xml version="1.0" encoding="utf-8"?>
 <w:document xmlns:wpc="http://schemas.microsoft.com/office/word/2010/wordprocessingCanvas" xmlns:mo="http://schemas.microsoft.com/office/mac/office/2008/main" xmlns:mc="http://schemas.openxmlformats.org/markup-compatibility/2006" xmlns:mv="urn:schemas-microsoft-com:mac:vml" xmlns:o="urn:schemas-microsoft-com:office:office" xmlns:r="http://schemas.openxmlformats.org/officeDocument/2006/relationships" xmlns:m="http://schemas.openxmlformats.org/officeDocument/2006/math" xmlns:v="urn:schemas-microsoft-com:vml" xmlns:wp14="http://schemas.microsoft.com/office/word/2010/wordprocessingDrawing" xmlns:wp="http://schemas.openxmlformats.org/drawingml/2006/wordprocessingDrawing" xmlns:w10="urn:schemas-microsoft-com:office:word" xmlns:w="http://schemas.openxmlformats.org/wordprocessingml/2006/main" xmlns:w14="http://schemas.microsoft.com/office/word/2010/wordml" xmlns:wpg="http://schemas.microsoft.com/office/word/2010/wordprocessingGroup" xmlns:wpi="http://schemas.microsoft.com/office/word/2010/wordprocessingInk" xmlns:wne="http://schemas.microsoft.com/office/word/2006/wordml" xmlns:wps="http://schemas.microsoft.com/office/word/2010/wordprocessingShape" mc:Ignorable="w14 wp14">
   <w:body>
+    <w:p>
+      <w:pPr>
+        <w:spacing w:before="0" w:after="360"/>
+        <w:jc w:val="center"/>
+      </w:pPr>
+      <w:r>
+        <w:rPr>
+          <w:rFonts w:ascii="宋体" w:hAnsi="宋体" w:eastAsia="宋体"/>
+          <w:b w:val="0"/>
+          <w:sz w:val="16"/>
+        </w:rPr>
+      </w:r>
+    </w:p>
+    <w:p>
+      <w:pPr>
+        <w:spacing w:before="0" w:after="160"/>
+        <w:jc w:val="center"/>
+      </w:pPr>
+      <w:r>
+        <w:rPr>
+          <w:rFonts w:ascii="宋体" w:hAnsi="宋体" w:eastAsia="宋体"/>
+          <w:b/>
+          <w:sz w:val="48"/>
+        </w:rPr>
+        <w:t>校务问答机器人</w:t>
+      </w:r>
+    </w:p>
+    <w:p>
+      <w:pPr>
+        <w:spacing w:before="0" w:after="360"/>
+        <w:jc w:val="center"/>
+      </w:pPr>
+      <w:r>
+        <w:rPr>
+          <w:rFonts w:ascii="宋体" w:hAnsi="宋体" w:eastAsia="宋体"/>
+          <w:b/>
+          <w:sz w:val="40"/>
+        </w:rPr>
+        <w:t>接口设计说明书(IDD)</w:t>
+      </w:r>
+    </w:p>
+    <w:p>
+      <w:pPr>
+        <w:spacing w:after="480"/>
+        <w:jc w:val="center"/>
+      </w:pPr>
+      <w:r>
+        <w:drawing>
+          <wp:inline xmlns:a="http://schemas.openxmlformats.org/drawingml/2006/main" xmlns:pic="http://schemas.openxmlformats.org/drawingml/2006/picture">
+            <wp:extent cx="1143000" cy="953011"/>
+            <wp:docPr id="2" name="Picture 2"/>
+            <wp:cNvGraphicFramePr>
+              <a:graphicFrameLocks noChangeAspect="1"/>
+            </wp:cNvGraphicFramePr>
+            <a:graphic>
+              <a:graphicData uri="http://schemas.openxmlformats.org/drawingml/2006/picture">
+                <pic:pic>
+                  <pic:nvPicPr>
+                    <pic:cNvPr id="0" name="image.png"/>
+                    <pic:cNvPicPr/>
+                  </pic:nvPicPr>
+                  <pic:blipFill>
+                    <a:blip r:embed="rId9"/>
+                    <a:stretch>
+                      <a:fillRect/>
+                    </a:stretch>
+                  </pic:blipFill>
+                  <pic:spPr>
+                    <a:xfrm>
+                      <a:off x="0" y="0"/>
+                      <a:ext cx="1143000" cy="953011"/>
+                    </a:xfrm>
+                    <a:prstGeom prst="rect"/>
+                  </pic:spPr>
+                </pic:pic>
+              </a:graphicData>
+            </a:graphic>
+          </wp:inline>
+        </w:drawing>
+      </w:r>
+    </w:p>
+    <w:p>
+      <w:pPr>
+        <w:spacing w:before="0" w:after="80"/>
+        <w:jc w:val="center"/>
+      </w:pPr>
+      <w:r>
+        <w:rPr>
+          <w:rFonts w:ascii="宋体" w:hAnsi="宋体" w:eastAsia="宋体"/>
+          <w:b w:val="0"/>
+          <w:sz w:val="24"/>
+        </w:rPr>
+        <w:t>项目名称：智慧校园助手（SRA2026）校务问答机器人</w:t>
+      </w:r>
+    </w:p>
+    <w:p>
+      <w:pPr>
+        <w:spacing w:before="0" w:after="80"/>
+        <w:jc w:val="center"/>
+      </w:pPr>
+      <w:r>
+        <w:rPr>
+          <w:rFonts w:ascii="宋体" w:hAnsi="宋体" w:eastAsia="宋体"/>
+          <w:b w:val="0"/>
+          <w:sz w:val="24"/>
+        </w:rPr>
+        <w:t>文档编号：IDD-SCHOOL-QA-001</w:t>
+      </w:r>
+    </w:p>
+    <w:p>
+      <w:pPr>
+        <w:spacing w:before="0" w:after="80"/>
+        <w:jc w:val="center"/>
+      </w:pPr>
+      <w:r>
+        <w:rPr>
+          <w:rFonts w:ascii="宋体" w:hAnsi="宋体" w:eastAsia="宋体"/>
+          <w:b w:val="0"/>
+          <w:sz w:val="24"/>
+        </w:rPr>
+        <w:t>版本：V1.3</w:t>
+      </w:r>
+    </w:p>
+    <w:p>
+      <w:pPr>
+        <w:spacing w:before="0" w:after="80"/>
+        <w:jc w:val="center"/>
+      </w:pPr>
+      <w:r>
+        <w:rPr>
+          <w:rFonts w:ascii="宋体" w:hAnsi="宋体" w:eastAsia="宋体"/>
+          <w:b w:val="0"/>
+          <w:sz w:val="24"/>
+        </w:rPr>
+        <w:t>状态：基线定稿</w:t>
+      </w:r>
+    </w:p>
+    <w:p>
+      <w:pPr>
+        <w:spacing w:before="0" w:after="80"/>
+        <w:jc w:val="center"/>
+      </w:pPr>
+      <w:r>
+        <w:rPr>
+          <w:rFonts w:ascii="宋体" w:hAnsi="宋体" w:eastAsia="宋体"/>
+          <w:b w:val="0"/>
+          <w:sz w:val="24"/>
+        </w:rPr>
+        <w:t>编制日期：2026年6月19日</w:t>
+      </w:r>
+    </w:p>
+    <w:p>
+      <w:pPr>
+        <w:spacing w:before="0" w:after="80"/>
+        <w:jc w:val="center"/>
+      </w:pPr>
+      <w:r>
+        <w:rPr>
+          <w:rFonts w:ascii="宋体" w:hAnsi="宋体" w:eastAsia="宋体"/>
+          <w:b w:val="0"/>
+          <w:sz w:val="24"/>
+        </w:rPr>
+        <w:t>编制团队：SRA2026-G10 项目组</w:t>
+      </w:r>
+    </w:p>
+    <w:p>
+      <w:pPr>
+        <w:spacing w:before="0" w:after="0"/>
+        <w:jc w:val="center"/>
+      </w:pPr>
+      <w:r>
+        <w:rPr>
+          <w:rFonts w:ascii="宋体" w:hAnsi="宋体" w:eastAsia="宋体"/>
+          <w:b w:val="0"/>
+          <w:color w:val="666666"/>
+          <w:sz w:val="21"/>
+        </w:rPr>
+        <w:t>适用范围：软件需求工程课程项目交付文档</w:t>
+      </w:r>
+    </w:p>
+    <w:p>
+      <w:pPr>
+        <w:spacing w:before="480" w:after="0"/>
+        <w:jc w:val="center"/>
+      </w:pPr>
+      <w:r>
+        <w:rPr>
+          <w:rFonts w:ascii="宋体" w:hAnsi="宋体" w:eastAsia="宋体"/>
+          <w:b w:val="0"/>
+          <w:color w:val="666666"/>
+          <w:sz w:val="18"/>
+        </w:rPr>
+        <w:t>依据：SRS、RG、UG、UC、PT、设计、测试、评审与配置管理基线材料</w:t>
+      </w:r>
+    </w:p>
+    <w:p>
+      <w:pPr>
+        <w:spacing w:after="0"/>
+      </w:pPr>
+      <w:r>
+        <w:br w:type="page"/>
+      </w:r>
+    </w:p>
+    <w:p/>
+    <w:p/>
+    <w:p>
+      <w:r>
+        <w:t>接口采用REST + JSON为主，SSE用于流式问答，WebSocket用于实时提醒。所有路径以 /school-qa/v1 或 /school-qa/admin/v1 为基线前缀，由Spring Cloud Gateway统一接入。OpenAPI 3.0作为接口描述格式。</w:t>
+      </w:r>
+    </w:p>
+    <w:p>
+      <w:pPr>
+        <w:pStyle w:val="Heading1"/>
+      </w:pPr>
+      <w:r>
+        <w:t>统一技术栈</w:t>
+      </w:r>
+    </w:p>
+    <w:p/>
+    <w:p>
+      <w:r>
+        <w:t>IDD定义外部和内部接口契约；DBDD定义接口落库与缓存对象；DDD定义实现这些接口的模块、类、流程、事务和异常处理；SSDD约束服务边界和跨模块协作。四类文档以SRS为共同上游，不再出现单体FastAPI或SQLite作为正式生产口径。</w:t>
+      </w:r>
+    </w:p>
+    <w:p>
+      <w:pPr>
+        <w:pStyle w:val="Heading1"/>
+      </w:pPr>
+      <w:r>
+        <w:t>2. 通用规范</w:t>
+      </w:r>
+    </w:p>
+    <w:p>
+      <w:r>
+        <w:rPr>
+          <w:rFonts w:ascii="Consolas" w:hAnsi="Consolas" w:eastAsia="Consolas"/>
+          <w:sz w:val="18"/>
+        </w:rPr>
+        <w:t>{</w:t>
+        <w:br/>
+        <w:t xml:space="preserve">  "code": 200,</w:t>
+        <w:br/>
+        <w:t xml:space="preserve">  "message": "success",</w:t>
+        <w:br/>
+        <w:t xml:space="preserve">  "data": {},</w:t>
+        <w:br/>
+        <w:t xml:space="preserve">  "requestId": "req-xxxx",</w:t>
+        <w:br/>
+        <w:t xml:space="preserve">  "timestamp": "2026-06-19T10:00:00+08:00"</w:t>
+        <w:br/>
+        <w:t>}</w:t>
+      </w:r>
+    </w:p>
+    <w:p>
+      <w:pPr>
+        <w:pStyle w:val="Heading1"/>
+      </w:pPr>
+      <w:r>
+        <w:t>3. 接口清单</w:t>
+      </w:r>
+    </w:p>
+    <w:p>
+      <w:pPr>
+        <w:pStyle w:val="Heading1"/>
+      </w:pPr>
+      <w:r>
+        <w:t>4. SRS接口对齐</w:t>
+      </w:r>
+    </w:p>
+    <w:p>
+      <w:pPr>
+        <w:pStyle w:val="Heading1"/>
+      </w:pPr>
+      <w:r>
+        <w:t>安全、异常与约束</w:t>
+      </w:r>
+    </w:p>
+    <w:p>
+      <w:r>
+        <w:t>所有对外接口必须携带或生成 X-Request-Id，日志、审计、外部调用记录使用同一requestId贯穿。认证采用CAS/OAuth2登录与JWT访问令牌，管理端接口强制RBAC。敏感个人信息只在授权场景展示，成绩、证件号、手机号等字段默认脱敏。</w:t>
+      </w:r>
+    </w:p>
+    <w:p>
+      <w:r>
+        <w:t>关键约束包括：统一使用Asia/Shanghai业务时区；所有文本使用UTF-8；接口分页默认pageSize=20且最大100；知识条目更新采用version_no乐观锁；外部系统调用设置3-5秒超时、最多1次重试和熔断降级；涉及个人信息的查询必须写入audit_logs。</w:t>
+      </w:r>
+    </w:p>
+    <w:p>
+      <w:pPr>
+        <w:pStyle w:val="Heading1"/>
+      </w:pPr>
+      <w:r>
+        <w:t>5. 接口级约束</w:t>
+      </w:r>
+    </w:p>
+    <w:p/>
+    <w:p>
+      <w:pPr>
+        <w:pStyle w:val="Heading1"/>
+      </w:pPr>
+      <w:r>
+        <w:t>基线追踪关系</w:t>
+      </w:r>
+    </w:p>
+    <w:tbl>
+      <w:tblPr>
+        <w:tblStyle w:val="TableGrid"/>
+        <w:tblW w:type="auto" w:w="0"/>
+        <w:jc w:val="center"/>
+        <w:tblLook w:firstColumn="1" w:firstRow="1" w:lastColumn="0" w:lastRow="0" w:noHBand="0" w:noVBand="1" w:val="04A0"/>
+      </w:tblPr>
+      <w:tblGrid>
+        <w:gridCol w:w="2520"/>
+        <w:gridCol w:w="2520"/>
+        <w:gridCol w:w="2520"/>
+        <w:gridCol w:w="2520"/>
+      </w:tblGrid>
+      <w:tr>
+        <w:tc>
+          <w:tcPr>
+            <w:tcW w:type="dxa" w:w="2520"/>
+            <w:vAlign w:val="center"/>
+            <w:shd w:fill="D9EAF7"/>
+          </w:tcPr>
+          <w:p>
+            <w:r>
+              <w:rPr>
+                <w:b/>
+              </w:rPr>
+              <w:t>SRS条目</w:t>
+            </w:r>
+          </w:p>
+        </w:tc>
+        <w:tc>
+          <w:tcPr>
+            <w:tcW w:type="dxa" w:w="2520"/>
+            <w:vAlign w:val="center"/>
+            <w:shd w:fill="D9EAF7"/>
+          </w:tcPr>
+          <w:p>
+            <w:r>
+              <w:rPr>
+                <w:b/>
+              </w:rPr>
+              <w:t>接口(IDD)</w:t>
+            </w:r>
+          </w:p>
+        </w:tc>
+        <w:tc>
+          <w:tcPr>
+            <w:tcW w:type="dxa" w:w="2520"/>
+            <w:vAlign w:val="center"/>
+            <w:shd w:fill="D9EAF7"/>
+          </w:tcPr>
+          <w:p>
+            <w:r>
+              <w:rPr>
+                <w:b/>
+              </w:rPr>
+              <w:t>数据对象(DBDD)</w:t>
+            </w:r>
+          </w:p>
+        </w:tc>
+        <w:tc>
+          <w:tcPr>
+            <w:tcW w:type="dxa" w:w="2520"/>
+            <w:vAlign w:val="center"/>
+            <w:shd w:fill="D9EAF7"/>
+          </w:tcPr>
+          <w:p>
+            <w:r>
+              <w:rPr>
+                <w:b/>
+              </w:rPr>
+              <w:t>实现模块(DDD)</w:t>
+            </w:r>
+          </w:p>
+        </w:tc>
+      </w:tr>
+      <w:tr>
+        <w:tc>
+          <w:tcPr>
+            <w:tcW w:type="dxa" w:w="2520"/>
+            <w:vAlign w:val="center"/>
+          </w:tcPr>
+          <w:p>
+            <w:r>
+              <w:t>SRS-FR-01 登录认证</w:t>
+            </w:r>
+          </w:p>
+        </w:tc>
+        <w:tc>
+          <w:tcPr>
+            <w:tcW w:type="dxa" w:w="2520"/>
+            <w:vAlign w:val="center"/>
+          </w:tcPr>
+          <w:p>
+            <w:r>
+              <w:t>IDD /auth/*</w:t>
+            </w:r>
+          </w:p>
+        </w:tc>
+        <w:tc>
+          <w:tcPr>
+            <w:tcW w:type="dxa" w:w="2520"/>
+            <w:vAlign w:val="center"/>
+          </w:tcPr>
+          <w:p>
+            <w:r>
+              <w:t>DBDD users、students、teachers、parents、parent_authorizations</w:t>
+            </w:r>
+          </w:p>
+        </w:tc>
+        <w:tc>
+          <w:tcPr>
+            <w:tcW w:type="dxa" w:w="2520"/>
+            <w:vAlign w:val="center"/>
+          </w:tcPr>
+          <w:p>
+            <w:r>
+              <w:t>DDD AuthService、UserService</w:t>
+            </w:r>
+          </w:p>
+        </w:tc>
+      </w:tr>
+      <w:tr>
+        <w:tc>
+          <w:tcPr>
+            <w:tcW w:type="dxa" w:w="2520"/>
+            <w:vAlign w:val="center"/>
+          </w:tcPr>
+          <w:p>
+            <w:r>
+              <w:t>SRS-FR-02 校务问答</w:t>
+            </w:r>
+          </w:p>
+        </w:tc>
+        <w:tc>
+          <w:tcPr>
+            <w:tcW w:type="dxa" w:w="2520"/>
+            <w:vAlign w:val="center"/>
+          </w:tcPr>
+          <w:p>
+            <w:r>
+              <w:t>IDD /chat/messages、/chat/messages/stream</w:t>
+            </w:r>
+          </w:p>
+        </w:tc>
+        <w:tc>
+          <w:tcPr>
+            <w:tcW w:type="dxa" w:w="2520"/>
+            <w:vAlign w:val="center"/>
+          </w:tcPr>
+          <w:p>
+            <w:r>
+              <w:t>DBDD conversations、messages、intents</w:t>
+            </w:r>
+          </w:p>
+        </w:tc>
+        <w:tc>
+          <w:tcPr>
+            <w:tcW w:type="dxa" w:w="2520"/>
+            <w:vAlign w:val="center"/>
+          </w:tcPr>
+          <w:p>
+            <w:r>
+              <w:t>DDD ConversationService、NluClient、AnswerOrchestrator</w:t>
+            </w:r>
+          </w:p>
+        </w:tc>
+      </w:tr>
+      <w:tr>
+        <w:tc>
+          <w:tcPr>
+            <w:tcW w:type="dxa" w:w="2520"/>
+            <w:vAlign w:val="center"/>
+          </w:tcPr>
+          <w:p>
+            <w:r>
+              <w:t>SRS-FR-03 课程/考试/成绩查询</w:t>
+            </w:r>
+          </w:p>
+        </w:tc>
+        <w:tc>
+          <w:tcPr>
+            <w:tcW w:type="dxa" w:w="2520"/>
+            <w:vAlign w:val="center"/>
+          </w:tcPr>
+          <w:p>
+            <w:r>
+              <w:t>IDD /edu/courses、/edu/exams、/edu/grades</w:t>
+            </w:r>
+          </w:p>
+        </w:tc>
+        <w:tc>
+          <w:tcPr>
+            <w:tcW w:type="dxa" w:w="2520"/>
+            <w:vAlign w:val="center"/>
+          </w:tcPr>
+          <w:p>
+            <w:r>
+              <w:t>DBDD external_query_logs、audit_logs、Redis缓存键</w:t>
+            </w:r>
+          </w:p>
+        </w:tc>
+        <w:tc>
+          <w:tcPr>
+            <w:tcW w:type="dxa" w:w="2520"/>
+            <w:vAlign w:val="center"/>
+          </w:tcPr>
+          <w:p>
+            <w:r>
+              <w:t>DDD EduProxyService、CachePolicy</w:t>
+            </w:r>
+          </w:p>
+        </w:tc>
+      </w:tr>
+      <w:tr>
+        <w:tc>
+          <w:tcPr>
+            <w:tcW w:type="dxa" w:w="2520"/>
+            <w:vAlign w:val="center"/>
+          </w:tcPr>
+          <w:p>
+            <w:r>
+              <w:t>SRS-FR-04 知识库管理</w:t>
+            </w:r>
+          </w:p>
+        </w:tc>
+        <w:tc>
+          <w:tcPr>
+            <w:tcW w:type="dxa" w:w="2520"/>
+            <w:vAlign w:val="center"/>
+          </w:tcPr>
+          <w:p>
+            <w:r>
+              <w:t>IDD /admin/knowledge-entries/*、/admin/categories/*</w:t>
+            </w:r>
+          </w:p>
+        </w:tc>
+        <w:tc>
+          <w:tcPr>
+            <w:tcW w:type="dxa" w:w="2520"/>
+            <w:vAlign w:val="center"/>
+          </w:tcPr>
+          <w:p>
+            <w:r>
+              <w:t>DBDD categories、knowledge_entries、entry_versions、attachments</w:t>
+            </w:r>
+          </w:p>
+        </w:tc>
+        <w:tc>
+          <w:tcPr>
+            <w:tcW w:type="dxa" w:w="2520"/>
+            <w:vAlign w:val="center"/>
+          </w:tcPr>
+          <w:p>
+            <w:r>
+              <w:t>DDD KnowledgeService、VersionService</w:t>
+            </w:r>
+          </w:p>
+        </w:tc>
+      </w:tr>
+      <w:tr>
+        <w:tc>
+          <w:tcPr>
+            <w:tcW w:type="dxa" w:w="2520"/>
+            <w:vAlign w:val="center"/>
+          </w:tcPr>
+          <w:p>
+            <w:r>
+              <w:t>SRS-FR-05 未命中闭环</w:t>
+            </w:r>
+          </w:p>
+        </w:tc>
+        <w:tc>
+          <w:tcPr>
+            <w:tcW w:type="dxa" w:w="2520"/>
+            <w:vAlign w:val="center"/>
+          </w:tcPr>
+          <w:p>
+            <w:r>
+              <w:t>IDD /admin/unmatched-queries/*</w:t>
+            </w:r>
+          </w:p>
+        </w:tc>
+        <w:tc>
+          <w:tcPr>
+            <w:tcW w:type="dxa" w:w="2520"/>
+            <w:vAlign w:val="center"/>
+          </w:tcPr>
+          <w:p>
+            <w:r>
+              <w:t>DBDD unmatched_queries、notifications</w:t>
+            </w:r>
+          </w:p>
+        </w:tc>
+        <w:tc>
+          <w:tcPr>
+            <w:tcW w:type="dxa" w:w="2520"/>
+            <w:vAlign w:val="center"/>
+          </w:tcPr>
+          <w:p>
+            <w:r>
+              <w:t>DDD UnmatchedQueryService、NotificationService</w:t>
+            </w:r>
+          </w:p>
+        </w:tc>
+      </w:tr>
+      <w:tr>
+        <w:tc>
+          <w:tcPr>
+            <w:tcW w:type="dxa" w:w="2520"/>
+            <w:vAlign w:val="center"/>
+          </w:tcPr>
+          <w:p>
+            <w:r>
+              <w:t>SRS-NFR-01 安全审计</w:t>
+            </w:r>
+          </w:p>
+        </w:tc>
+        <w:tc>
+          <w:tcPr>
+            <w:tcW w:type="dxa" w:w="2520"/>
+            <w:vAlign w:val="center"/>
+          </w:tcPr>
+          <w:p>
+            <w:r>
+              <w:t>IDD 错误码、鉴权、限流与审计头</w:t>
+            </w:r>
+          </w:p>
+        </w:tc>
+        <w:tc>
+          <w:tcPr>
+            <w:tcW w:type="dxa" w:w="2520"/>
+            <w:vAlign w:val="center"/>
+          </w:tcPr>
+          <w:p>
+            <w:r>
+              <w:t>DBDD audit_logs、sensitive_words</w:t>
+            </w:r>
+          </w:p>
+        </w:tc>
+        <w:tc>
+          <w:tcPr>
+            <w:tcW w:type="dxa" w:w="2520"/>
+            <w:vAlign w:val="center"/>
+          </w:tcPr>
+          <w:p>
+            <w:r>
+              <w:t>DDD SecurityFilter、AuditAspect、SensitiveWordService</w:t>
+            </w:r>
+          </w:p>
+        </w:tc>
+      </w:tr>
+    </w:tbl>
+    <w:p/>
+    <w:p>
+      <w:r>
+        <w:t>IDD V1.3为前后端联调和接口自动化测试的基线。新增接口必须同时补充：路径、方法、鉴权角色、请求/响应结构、错误码、主要数据对象和DDD实现模块。</w:t>
+      </w:r>
+    </w:p>
     <w:p>
       <w:pPr>
         <w:pStyle w:val="Title"/>
@@ -223,7 +885,6 @@
         </w:tc>
       </w:tr>
     </w:tbl>
-    <w:p/>
     <w:p>
       <w:pPr>
         <w:pStyle w:val="Heading1"/>
@@ -492,26 +1153,12 @@
         </w:tc>
       </w:tr>
     </w:tbl>
-    <w:p/>
     <w:p>
       <w:pPr>
         <w:pStyle w:val="Heading1"/>
       </w:pPr>
       <w:r>
         <w:t>1. 接口概述</w:t>
-      </w:r>
-    </w:p>
-    <w:p>
-      <w:r>
-        <w:t>接口采用REST + JSON为主，SSE用于流式问答，WebSocket用于实时提醒。所有路径以 /school-qa/v1 或 /school-qa/admin/v1 为基线前缀，由Spring Cloud Gateway统一接入。OpenAPI 3.0作为接口描述格式。</w:t>
-      </w:r>
-    </w:p>
-    <w:p>
-      <w:pPr>
-        <w:pStyle w:val="Heading1"/>
-      </w:pPr>
-      <w:r>
-        <w:t>统一技术栈</w:t>
       </w:r>
     </w:p>
     <w:p>
@@ -824,18 +1471,12 @@
         </w:tc>
       </w:tr>
     </w:tbl>
-    <w:p/>
     <w:p>
       <w:pPr>
         <w:pStyle w:val="Heading1"/>
       </w:pPr>
       <w:r>
         <w:t>接口、数据库与详细设计关系</w:t>
-      </w:r>
-    </w:p>
-    <w:p>
-      <w:r>
-        <w:t>IDD定义外部和内部接口契约；DBDD定义接口落库与缓存对象；DDD定义实现这些接口的模块、类、流程、事务和异常处理；SSDD约束服务边界和跨模块协作。四类文档以SRS为共同上游，不再出现单体FastAPI或SQLite作为正式生产口径。</w:t>
       </w:r>
     </w:p>
     <w:tbl>
@@ -1074,14 +1715,6 @@
       </w:tr>
     </w:tbl>
     <w:p/>
-    <w:p>
-      <w:pPr>
-        <w:pStyle w:val="Heading1"/>
-      </w:pPr>
-      <w:r>
-        <w:t>2. 通用规范</w:t>
-      </w:r>
-    </w:p>
     <w:tbl>
       <w:tblPr>
         <w:tblStyle w:val="TableGrid"/>
@@ -1247,35 +1880,6 @@
       </w:tr>
     </w:tbl>
     <w:p/>
-    <w:p>
-      <w:r>
-        <w:rPr>
-          <w:rFonts w:ascii="Consolas" w:hAnsi="Consolas" w:eastAsia="Consolas"/>
-          <w:sz w:val="18"/>
-        </w:rPr>
-        <w:t>{</w:t>
-        <w:br/>
-        <w:t xml:space="preserve">  "code": 200,</w:t>
-        <w:br/>
-        <w:t xml:space="preserve">  "message": "success",</w:t>
-        <w:br/>
-        <w:t xml:space="preserve">  "data": {},</w:t>
-        <w:br/>
-        <w:t xml:space="preserve">  "requestId": "req-xxxx",</w:t>
-        <w:br/>
-        <w:t xml:space="preserve">  "timestamp": "2026-06-19T10:00:00+08:00"</w:t>
-        <w:br/>
-        <w:t>}</w:t>
-      </w:r>
-    </w:p>
-    <w:p>
-      <w:pPr>
-        <w:pStyle w:val="Heading1"/>
-      </w:pPr>
-      <w:r>
-        <w:t>3. 接口清单</w:t>
-      </w:r>
-    </w:p>
     <w:tbl>
       <w:tblPr>
         <w:tblStyle w:val="TableGrid"/>
@@ -2181,14 +2785,6 @@
       </w:tr>
     </w:tbl>
     <w:p/>
-    <w:p>
-      <w:pPr>
-        <w:pStyle w:val="Heading1"/>
-      </w:pPr>
-      <w:r>
-        <w:t>4. SRS接口对齐</w:t>
-      </w:r>
-    </w:p>
     <w:tbl>
       <w:tblPr>
         <w:tblStyle w:val="TableGrid"/>
@@ -2354,19 +2950,6 @@
       </w:tr>
     </w:tbl>
     <w:p/>
-    <w:p>
-      <w:pPr>
-        <w:pStyle w:val="Heading1"/>
-      </w:pPr>
-      <w:r>
-        <w:t>安全、异常与约束</w:t>
-      </w:r>
-    </w:p>
-    <w:p>
-      <w:r>
-        <w:t>所有对外接口必须携带或生成 X-Request-Id，日志、审计、外部调用记录使用同一requestId贯穿。认证采用CAS/OAuth2登录与JWT访问令牌，管理端接口强制RBAC。敏感个人信息只在授权场景展示，成绩、证件号、手机号等字段默认脱敏。</w:t>
-      </w:r>
-    </w:p>
     <w:tbl>
       <w:tblPr>
         <w:tblStyle w:val="TableGrid"/>
@@ -2708,19 +3291,6 @@
       </w:tr>
     </w:tbl>
     <w:p/>
-    <w:p>
-      <w:r>
-        <w:t>关键约束包括：统一使用Asia/Shanghai业务时区；所有文本使用UTF-8；接口分页默认pageSize=20且最大100；知识条目更新采用version_no乐观锁；外部系统调用设置3-5秒超时、最多1次重试和熔断降级；涉及个人信息的查询必须写入audit_logs。</w:t>
-      </w:r>
-    </w:p>
-    <w:p>
-      <w:pPr>
-        <w:pStyle w:val="Heading1"/>
-      </w:pPr>
-      <w:r>
-        <w:t>5. 接口级约束</w:t>
-      </w:r>
-    </w:p>
     <w:tbl>
       <w:tblPr>
         <w:tblStyle w:val="TableGrid"/>
@@ -2885,384 +3455,17 @@
         </w:tc>
       </w:tr>
     </w:tbl>
-    <w:p/>
-    <w:p>
-      <w:pPr>
-        <w:pStyle w:val="Heading1"/>
-      </w:pPr>
-      <w:r>
-        <w:t>基线追踪关系</w:t>
-      </w:r>
-    </w:p>
     <w:p>
       <w:r>
         <w:t>V1.3将SRS需求、接口、数据库对象和详细设计模块建立闭环。后续变更必须同步评估四类文档的影响。</w:t>
       </w:r>
     </w:p>
-    <w:tbl>
-      <w:tblPr>
-        <w:tblStyle w:val="TableGrid"/>
-        <w:tblW w:type="auto" w:w="0"/>
-        <w:jc w:val="center"/>
-        <w:tblLook w:firstColumn="1" w:firstRow="1" w:lastColumn="0" w:lastRow="0" w:noHBand="0" w:noVBand="1" w:val="04A0"/>
-      </w:tblPr>
-      <w:tblGrid>
-        <w:gridCol w:w="2520"/>
-        <w:gridCol w:w="2520"/>
-        <w:gridCol w:w="2520"/>
-        <w:gridCol w:w="2520"/>
-      </w:tblGrid>
-      <w:tr>
-        <w:tc>
-          <w:tcPr>
-            <w:tcW w:type="dxa" w:w="2520"/>
-            <w:vAlign w:val="center"/>
-            <w:shd w:fill="D9EAF7"/>
-          </w:tcPr>
-          <w:p>
-            <w:r>
-              <w:rPr>
-                <w:b/>
-              </w:rPr>
-              <w:t>SRS条目</w:t>
-            </w:r>
-          </w:p>
-        </w:tc>
-        <w:tc>
-          <w:tcPr>
-            <w:tcW w:type="dxa" w:w="2520"/>
-            <w:vAlign w:val="center"/>
-            <w:shd w:fill="D9EAF7"/>
-          </w:tcPr>
-          <w:p>
-            <w:r>
-              <w:rPr>
-                <w:b/>
-              </w:rPr>
-              <w:t>接口(IDD)</w:t>
-            </w:r>
-          </w:p>
-        </w:tc>
-        <w:tc>
-          <w:tcPr>
-            <w:tcW w:type="dxa" w:w="2520"/>
-            <w:vAlign w:val="center"/>
-            <w:shd w:fill="D9EAF7"/>
-          </w:tcPr>
-          <w:p>
-            <w:r>
-              <w:rPr>
-                <w:b/>
-              </w:rPr>
-              <w:t>数据对象(DBDD)</w:t>
-            </w:r>
-          </w:p>
-        </w:tc>
-        <w:tc>
-          <w:tcPr>
-            <w:tcW w:type="dxa" w:w="2520"/>
-            <w:vAlign w:val="center"/>
-            <w:shd w:fill="D9EAF7"/>
-          </w:tcPr>
-          <w:p>
-            <w:r>
-              <w:rPr>
-                <w:b/>
-              </w:rPr>
-              <w:t>实现模块(DDD)</w:t>
-            </w:r>
-          </w:p>
-        </w:tc>
-      </w:tr>
-      <w:tr>
-        <w:tc>
-          <w:tcPr>
-            <w:tcW w:type="dxa" w:w="2520"/>
-            <w:vAlign w:val="center"/>
-          </w:tcPr>
-          <w:p>
-            <w:r>
-              <w:t>SRS-FR-01 登录认证</w:t>
-            </w:r>
-          </w:p>
-        </w:tc>
-        <w:tc>
-          <w:tcPr>
-            <w:tcW w:type="dxa" w:w="2520"/>
-            <w:vAlign w:val="center"/>
-          </w:tcPr>
-          <w:p>
-            <w:r>
-              <w:t>IDD /auth/*</w:t>
-            </w:r>
-          </w:p>
-        </w:tc>
-        <w:tc>
-          <w:tcPr>
-            <w:tcW w:type="dxa" w:w="2520"/>
-            <w:vAlign w:val="center"/>
-          </w:tcPr>
-          <w:p>
-            <w:r>
-              <w:t>DBDD users、students、teachers、parents、parent_authorizations</w:t>
-            </w:r>
-          </w:p>
-        </w:tc>
-        <w:tc>
-          <w:tcPr>
-            <w:tcW w:type="dxa" w:w="2520"/>
-            <w:vAlign w:val="center"/>
-          </w:tcPr>
-          <w:p>
-            <w:r>
-              <w:t>DDD AuthService、UserService</w:t>
-            </w:r>
-          </w:p>
-        </w:tc>
-      </w:tr>
-      <w:tr>
-        <w:tc>
-          <w:tcPr>
-            <w:tcW w:type="dxa" w:w="2520"/>
-            <w:vAlign w:val="center"/>
-          </w:tcPr>
-          <w:p>
-            <w:r>
-              <w:t>SRS-FR-02 校务问答</w:t>
-            </w:r>
-          </w:p>
-        </w:tc>
-        <w:tc>
-          <w:tcPr>
-            <w:tcW w:type="dxa" w:w="2520"/>
-            <w:vAlign w:val="center"/>
-          </w:tcPr>
-          <w:p>
-            <w:r>
-              <w:t>IDD /chat/messages、/chat/messages/stream</w:t>
-            </w:r>
-          </w:p>
-        </w:tc>
-        <w:tc>
-          <w:tcPr>
-            <w:tcW w:type="dxa" w:w="2520"/>
-            <w:vAlign w:val="center"/>
-          </w:tcPr>
-          <w:p>
-            <w:r>
-              <w:t>DBDD conversations、messages、intents</w:t>
-            </w:r>
-          </w:p>
-        </w:tc>
-        <w:tc>
-          <w:tcPr>
-            <w:tcW w:type="dxa" w:w="2520"/>
-            <w:vAlign w:val="center"/>
-          </w:tcPr>
-          <w:p>
-            <w:r>
-              <w:t>DDD ConversationService、NluClient、AnswerOrchestrator</w:t>
-            </w:r>
-          </w:p>
-        </w:tc>
-      </w:tr>
-      <w:tr>
-        <w:tc>
-          <w:tcPr>
-            <w:tcW w:type="dxa" w:w="2520"/>
-            <w:vAlign w:val="center"/>
-          </w:tcPr>
-          <w:p>
-            <w:r>
-              <w:t>SRS-FR-03 课程/考试/成绩查询</w:t>
-            </w:r>
-          </w:p>
-        </w:tc>
-        <w:tc>
-          <w:tcPr>
-            <w:tcW w:type="dxa" w:w="2520"/>
-            <w:vAlign w:val="center"/>
-          </w:tcPr>
-          <w:p>
-            <w:r>
-              <w:t>IDD /edu/courses、/edu/exams、/edu/grades</w:t>
-            </w:r>
-          </w:p>
-        </w:tc>
-        <w:tc>
-          <w:tcPr>
-            <w:tcW w:type="dxa" w:w="2520"/>
-            <w:vAlign w:val="center"/>
-          </w:tcPr>
-          <w:p>
-            <w:r>
-              <w:t>DBDD external_query_logs、audit_logs、Redis缓存键</w:t>
-            </w:r>
-          </w:p>
-        </w:tc>
-        <w:tc>
-          <w:tcPr>
-            <w:tcW w:type="dxa" w:w="2520"/>
-            <w:vAlign w:val="center"/>
-          </w:tcPr>
-          <w:p>
-            <w:r>
-              <w:t>DDD EduProxyService、CachePolicy</w:t>
-            </w:r>
-          </w:p>
-        </w:tc>
-      </w:tr>
-      <w:tr>
-        <w:tc>
-          <w:tcPr>
-            <w:tcW w:type="dxa" w:w="2520"/>
-            <w:vAlign w:val="center"/>
-          </w:tcPr>
-          <w:p>
-            <w:r>
-              <w:t>SRS-FR-04 知识库管理</w:t>
-            </w:r>
-          </w:p>
-        </w:tc>
-        <w:tc>
-          <w:tcPr>
-            <w:tcW w:type="dxa" w:w="2520"/>
-            <w:vAlign w:val="center"/>
-          </w:tcPr>
-          <w:p>
-            <w:r>
-              <w:t>IDD /admin/knowledge-entries/*、/admin/categories/*</w:t>
-            </w:r>
-          </w:p>
-        </w:tc>
-        <w:tc>
-          <w:tcPr>
-            <w:tcW w:type="dxa" w:w="2520"/>
-            <w:vAlign w:val="center"/>
-          </w:tcPr>
-          <w:p>
-            <w:r>
-              <w:t>DBDD categories、knowledge_entries、entry_versions、attachments</w:t>
-            </w:r>
-          </w:p>
-        </w:tc>
-        <w:tc>
-          <w:tcPr>
-            <w:tcW w:type="dxa" w:w="2520"/>
-            <w:vAlign w:val="center"/>
-          </w:tcPr>
-          <w:p>
-            <w:r>
-              <w:t>DDD KnowledgeService、VersionService</w:t>
-            </w:r>
-          </w:p>
-        </w:tc>
-      </w:tr>
-      <w:tr>
-        <w:tc>
-          <w:tcPr>
-            <w:tcW w:type="dxa" w:w="2520"/>
-            <w:vAlign w:val="center"/>
-          </w:tcPr>
-          <w:p>
-            <w:r>
-              <w:t>SRS-FR-05 未命中闭环</w:t>
-            </w:r>
-          </w:p>
-        </w:tc>
-        <w:tc>
-          <w:tcPr>
-            <w:tcW w:type="dxa" w:w="2520"/>
-            <w:vAlign w:val="center"/>
-          </w:tcPr>
-          <w:p>
-            <w:r>
-              <w:t>IDD /admin/unmatched-queries/*</w:t>
-            </w:r>
-          </w:p>
-        </w:tc>
-        <w:tc>
-          <w:tcPr>
-            <w:tcW w:type="dxa" w:w="2520"/>
-            <w:vAlign w:val="center"/>
-          </w:tcPr>
-          <w:p>
-            <w:r>
-              <w:t>DBDD unmatched_queries、notifications</w:t>
-            </w:r>
-          </w:p>
-        </w:tc>
-        <w:tc>
-          <w:tcPr>
-            <w:tcW w:type="dxa" w:w="2520"/>
-            <w:vAlign w:val="center"/>
-          </w:tcPr>
-          <w:p>
-            <w:r>
-              <w:t>DDD UnmatchedQueryService、NotificationService</w:t>
-            </w:r>
-          </w:p>
-        </w:tc>
-      </w:tr>
-      <w:tr>
-        <w:tc>
-          <w:tcPr>
-            <w:tcW w:type="dxa" w:w="2520"/>
-            <w:vAlign w:val="center"/>
-          </w:tcPr>
-          <w:p>
-            <w:r>
-              <w:t>SRS-NFR-01 安全审计</w:t>
-            </w:r>
-          </w:p>
-        </w:tc>
-        <w:tc>
-          <w:tcPr>
-            <w:tcW w:type="dxa" w:w="2520"/>
-            <w:vAlign w:val="center"/>
-          </w:tcPr>
-          <w:p>
-            <w:r>
-              <w:t>IDD 错误码、鉴权、限流与审计头</w:t>
-            </w:r>
-          </w:p>
-        </w:tc>
-        <w:tc>
-          <w:tcPr>
-            <w:tcW w:type="dxa" w:w="2520"/>
-            <w:vAlign w:val="center"/>
-          </w:tcPr>
-          <w:p>
-            <w:r>
-              <w:t>DBDD audit_logs、sensitive_words</w:t>
-            </w:r>
-          </w:p>
-        </w:tc>
-        <w:tc>
-          <w:tcPr>
-            <w:tcW w:type="dxa" w:w="2520"/>
-            <w:vAlign w:val="center"/>
-          </w:tcPr>
-          <w:p>
-            <w:r>
-              <w:t>DDD SecurityFilter、AuditAspect、SensitiveWordService</w:t>
-            </w:r>
-          </w:p>
-        </w:tc>
-      </w:tr>
-    </w:tbl>
-    <w:p/>
     <w:p>
       <w:pPr>
         <w:pStyle w:val="Heading1"/>
       </w:pPr>
       <w:r>
         <w:t>6. 基线接口说明</w:t>
-      </w:r>
-    </w:p>
-    <w:p>
-      <w:r>
-        <w:t>IDD V1.3为前后端联调和接口自动化测试的基线。新增接口必须同时补充：路径、方法、鉴权角色、请求/响应结构、错误码、主要数据对象和DDD实现模块。</w:t>
       </w:r>
     </w:p>
     <w:sectPr>
